--- a/Tesis_Cicconi_Carlos_MCD_ACTUALIZADA.docx
+++ b/Tesis_Cicconi_Carlos_MCD_ACTUALIZADA.docx
@@ -252,7 +252,7 @@
           <w:sz w:val="22"/>
           <w:szCs w:val="22"/>
         </w:rPr>
-        <w:t>El presente Trabajo Final de Maestría diseña, implementa y valida un Motor de Recomendación Laboral que supera estas limitaciones mediante el uso de técnicas avanzadas de Procesamiento de Lenguaje Natural (NLP). El sistema integra tres componentes principales: (1) un pipeline de adquisición de datos mediante web scraping multi-fuente que consolidó un corpus acumulativo de 2.040 ofertas laborales vigentes provenientes de 10 plataformas del mercado argentino (con un corpus operativo de 1.335 ofertas con descripción utilizable para el modelado); (2) un motor de matching semántico basado en embeddings multilingüe (Sentence-BERT, modelo paraphrase-multilingual-MiniLM-L12-v2) combinado con vectorización TF-IDF en un esquema híbrido ponderado; y (3) un dashboard interactivo de demostración desarrollado en Streamlit.</w:t>
+        <w:t>El presente Trabajo Final de Maestría diseña, implementa y valida un Motor de Recomendación Laboral que supera estas limitaciones mediante el uso de técnicas avanzadas de Procesamiento de Lenguaje Natural (NLP). El sistema integra tres componentes principales: (1) un pipeline de adquisición de datos mediante web scraping multi-fuente que consolidó un corpus acumulativo de 6.572 ofertas laborales vigentes provenientes de 10 plataformas del mercado argentino (con un corpus operativo de 3.423 ofertas con descripción utilizable para el modelado, tras la corrida de octubre de 2026); (2) un motor de matching semántico basado en embeddings multilingüe (Sentence-BERT, modelo paraphrase-multilingual-MiniLM-L12-v2) combinado con vectorización TF-IDF en un esquema híbrido ponderado; y (3) un dashboard interactivo de demostración desarrollado en Streamlit.</w:t>
       </w:r>
     </w:p>
     <w:p>
@@ -271,7 +271,7 @@
           <w:sz w:val="22"/>
           <w:szCs w:val="22"/>
         </w:rPr>
-        <w:t>La evaluación empírica mediante benchmark comparativo con cinco sistemas demuestra que el motor híbrido propuesto (configuración 70% SBERT / 30% TF-IDF, seleccionada mediante búsqueda exhaustiva del parámetro de ponderación) supera de forma sustancial a los baselines de Keyword Matching y Jaccard BoW en nDCG@10, y mejora en 244% el nDCG@10 respecto de SBERT puro, confirmando el valor del componente TF-IDF como anclaje de precisión léxica dentro del esquema híbrido.</w:t>
+        <w:t>La evaluación empírica mediante benchmark comparativo con cinco sistemas demuestra que el motor híbrido propuesto (configuración 70% SBERT / 30% TF-IDF, con un óptimo refinado de 90% SBERT / 10% TF-IDF identificado mediante búsqueda exhaustiva de 21 configuraciones) supera de forma sustancial a los baselines de Keyword Matching y Jaccard BoW en nDCG@10. Un análisis adicional que compara las métricas globales contra el promedio por keyword individual revela que ese margen de superioridad está parcialmente inflado a nivel global: evaluado keyword por keyword, el sistema híbrido y SBERT puro resultan comparables entre sí (nDCG@10 macro ≈ 0,83 y 0,86 respectivamente), mientras que ambos continúan superando ampliamente a los baselines léxicos (nDCG@10 macro ≈ 0,22-0,47). Este hallazgo matiza, sin invalidar, la superioridad del componente semántico, y se documenta junto con un sesgo de representación detectado en el ranking final, donde ciertas fuentes de datos quedan sobre- o sub-representadas en el Top-K respecto de su peso real en el corpus.</w:t>
       </w:r>
     </w:p>
     <w:p>
@@ -378,7 +378,7 @@
           <w:sz w:val="22"/>
           <w:szCs w:val="22"/>
         </w:rPr>
-        <w:t>This Master's Thesis designs, implements, and validates a Job Recommendation Engine that overcomes these limitations through advanced Natural Language Processing (NLP) techniques. The system integrates three main components: (1) a multi-source data acquisition pipeline via web scraping that built a cumulative corpus of 2,040 active job offers from 10 Argentine job platforms (1,335 of them with usable descriptions for modeling); (2) a semantic matching engine based on multilingual embeddings (Sentence-BERT, paraphrase-multilingual-MiniLM-L12-v2 model) combined with TF-IDF vectorization in a weighted hybrid scheme; and (3) an interactive demonstration dashboard developed in Streamlit.</w:t>
+        <w:t>This Master's Thesis designs, implements, and validates a Job Recommendation Engine that overcomes these limitations through advanced Natural Language Processing (NLP) techniques. The system integrates three main components: (1) a multi-source data acquisition pipeline via web scraping that built a cumulative corpus of 6,572 active job offers from 10 Argentine job platforms (3,423 of them with usable descriptions for modeling, after the October 2026 run); (2) a semantic matching engine based on multilingual embeddings (Sentence-BERT, paraphrase-multilingual-MiniLM-L12-v2 model) combined with TF-IDF vectorization in a weighted hybrid scheme; and (3) an interactive demonstration dashboard developed in Streamlit.</w:t>
       </w:r>
     </w:p>
     <w:p>
@@ -397,7 +397,7 @@
           <w:sz w:val="22"/>
           <w:szCs w:val="22"/>
         </w:rPr>
-        <w:t>Empirical evaluation through comparative benchmarking with five systems demonstrates that the proposed hybrid engine (70% SBERT / 30% TF-IDF, selected via exhaustive search over the weighting parameter) substantially outperforms the Keyword Matching and Jaccard BoW baselines in nDCG@10, and improves nDCG@10 by 244% over pure SBERT, confirming the value of the TF-IDF component as a lexical-precision anchor within the hybrid scheme.</w:t>
+        <w:t>Empirical evaluation through comparative benchmarking with five systems demonstrates that the proposed hybrid engine (70% SBERT / 30% TF-IDF, with a refined optimum of 90% SBERT / 10% TF-IDF identified through an exhaustive search over 21 configurations) substantially outperforms the Keyword Matching and Jaccard BoW baselines in nDCG@10. A further analysis comparing global metrics against the average per individual keyword reveals that this margin is partly inflated at the global level: evaluated keyword by keyword, the hybrid system and pure SBERT become comparable to each other (macro nDCG@10 ≈ 0.83 and 0.86 respectively), while both still clearly outperform the lexical baselines (macro nDCG@10 ≈ 0.22-0.47). This finding qualifies, without invalidating, the superiority of the semantic component, and is documented alongside a representation bias detected in the final ranking, where certain data sources end up over- or under-represented in the Top-K relative to their actual weight in the corpus.</w:t>
       </w:r>
     </w:p>
     <w:p>
@@ -2949,7 +2949,7 @@
           <w:sz w:val="22"/>
           <w:szCs w:val="22"/>
         </w:rPr>
-        <w:t>La ejecución acumulada del pipeline (múltiples corridas incrementales, con purgas retroactivas periódicas) consolidó un total de 2.040 ofertas laborales vigentes distribuidas de la siguiente manera:</w:t>
+        <w:t>La ejecución acumulada del pipeline (múltiples corridas incrementales, con purgas retroactivas periódicas, incluyendo una corrida completa de las 10 fuentes y una corrida adicional de LinkedIn en octubre de 2026) consolidó un total de 6.572 ofertas laborales vigentes distribuidas de la siguiente manera:</w:t>
       </w:r>
     </w:p>
     <w:tbl>
@@ -3132,7 +3132,7 @@
           </w:tcPr>
           <w:p>
             <w:r>
-              <w:t>558</w:t>
+              <w:t>1.746</w:t>
             </w:r>
           </w:p>
         </w:tc>
@@ -3142,7 +3142,7 @@
           </w:tcPr>
           <w:p>
             <w:r>
-              <w:t>27,4%</w:t>
+              <w:t>26,6%</w:t>
             </w:r>
           </w:p>
         </w:tc>
@@ -3174,7 +3174,7 @@
           </w:tcPr>
           <w:p>
             <w:r>
-              <w:t>496</w:t>
+              <w:t>1.495</w:t>
             </w:r>
           </w:p>
         </w:tc>
@@ -3184,7 +3184,7 @@
           </w:tcPr>
           <w:p>
             <w:r>
-              <w:t>24,3%</w:t>
+              <w:t>22,7%</w:t>
             </w:r>
           </w:p>
         </w:tc>
@@ -3206,7 +3206,7 @@
           </w:tcPr>
           <w:p>
             <w:r>
-              <w:t>GetOnBoard</w:t>
+              <w:t>Jobrapido</w:t>
             </w:r>
           </w:p>
         </w:tc>
@@ -3216,7 +3216,7 @@
           </w:tcPr>
           <w:p>
             <w:r>
-              <w:t>426</w:t>
+              <w:t>1.388</w:t>
             </w:r>
           </w:p>
         </w:tc>
@@ -3226,7 +3226,7 @@
           </w:tcPr>
           <w:p>
             <w:r>
-              <w:t>20,9%</w:t>
+              <w:t>21,1%</w:t>
             </w:r>
           </w:p>
         </w:tc>
@@ -3248,7 +3248,7 @@
           </w:tcPr>
           <w:p>
             <w:r>
-              <w:t>Computrabajo</w:t>
+              <w:t>GetOnBoard</w:t>
             </w:r>
           </w:p>
         </w:tc>
@@ -3258,7 +3258,7 @@
           </w:tcPr>
           <w:p>
             <w:r>
-              <w:t>200</w:t>
+              <w:t>573</w:t>
             </w:r>
           </w:p>
         </w:tc>
@@ -3268,7 +3268,7 @@
           </w:tcPr>
           <w:p>
             <w:r>
-              <w:t>9,8%</w:t>
+              <w:t>8,7%</w:t>
             </w:r>
           </w:p>
         </w:tc>
@@ -3290,7 +3290,7 @@
           </w:tcPr>
           <w:p>
             <w:r>
-              <w:t>Bumeran</w:t>
+              <w:t>ZonaJobs</w:t>
             </w:r>
           </w:p>
         </w:tc>
@@ -3300,7 +3300,7 @@
           </w:tcPr>
           <w:p>
             <w:r>
-              <w:t>126</w:t>
+              <w:t>474</w:t>
             </w:r>
           </w:p>
         </w:tc>
@@ -3310,7 +3310,7 @@
           </w:tcPr>
           <w:p>
             <w:r>
-              <w:t>6,2%</w:t>
+              <w:t>7,2%</w:t>
             </w:r>
           </w:p>
         </w:tc>
@@ -3332,7 +3332,7 @@
           </w:tcPr>
           <w:p>
             <w:r>
-              <w:t>ZonaJobs</w:t>
+              <w:t>Bumeran</w:t>
             </w:r>
           </w:p>
         </w:tc>
@@ -3342,7 +3342,7 @@
           </w:tcPr>
           <w:p>
             <w:r>
-              <w:t>124</w:t>
+              <w:t>437</w:t>
             </w:r>
           </w:p>
         </w:tc>
@@ -3352,7 +3352,7 @@
           </w:tcPr>
           <w:p>
             <w:r>
-              <w:t>6,1%</w:t>
+              <w:t>6,6%</w:t>
             </w:r>
           </w:p>
         </w:tc>
@@ -3374,7 +3374,7 @@
           </w:tcPr>
           <w:p>
             <w:r>
-              <w:t>Jobrapido</w:t>
+              <w:t>Computrabajo</w:t>
             </w:r>
           </w:p>
         </w:tc>
@@ -3384,7 +3384,7 @@
           </w:tcPr>
           <w:p>
             <w:r>
-              <w:t>103</w:t>
+              <w:t>343</w:t>
             </w:r>
           </w:p>
         </w:tc>
@@ -3394,7 +3394,7 @@
           </w:tcPr>
           <w:p>
             <w:r>
-              <w:t>5,0%</w:t>
+              <w:t>5,2%</w:t>
             </w:r>
           </w:p>
         </w:tc>
@@ -3416,7 +3416,7 @@
           </w:tcPr>
           <w:p>
             <w:r>
-              <w:t>Adecco</w:t>
+              <w:t>Randstad</w:t>
             </w:r>
           </w:p>
         </w:tc>
@@ -3426,7 +3426,7 @@
           </w:tcPr>
           <w:p>
             <w:r>
-              <w:t>4</w:t>
+              <w:t>112</w:t>
             </w:r>
           </w:p>
         </w:tc>
@@ -3436,7 +3436,7 @@
           </w:tcPr>
           <w:p>
             <w:r>
-              <w:t>0,2%</w:t>
+              <w:t>1,7%</w:t>
             </w:r>
           </w:p>
         </w:tc>
@@ -3446,7 +3446,7 @@
           </w:tcPr>
           <w:p>
             <w:r>
-              <w:t>Sí</w:t>
+              <w:t>Parcial</w:t>
             </w:r>
           </w:p>
         </w:tc>
@@ -3458,7 +3458,7 @@
           </w:tcPr>
           <w:p>
             <w:r>
-              <w:t>Randstad</w:t>
+              <w:t>Adecco</w:t>
             </w:r>
           </w:p>
         </w:tc>
@@ -3468,7 +3468,7 @@
           </w:tcPr>
           <w:p>
             <w:r>
-              <w:t>3</w:t>
+              <w:t>4</w:t>
             </w:r>
           </w:p>
         </w:tc>
@@ -3488,7 +3488,7 @@
           </w:tcPr>
           <w:p>
             <w:r>
-              <w:t>Parcial</w:t>
+              <w:t>Sí</w:t>
             </w:r>
           </w:p>
         </w:tc>
@@ -3552,7 +3552,7 @@
           </w:tcPr>
           <w:p>
             <w:r>
-              <w:t>2.040</w:t>
+              <w:t>6.572</w:t>
             </w:r>
           </w:p>
         </w:tc>
@@ -3651,7 +3651,7 @@
           <w:sz w:val="22"/>
           <w:szCs w:val="22"/>
         </w:rPr>
-        <w:t>El corpus crudo consolidado (2.040 filas) fue sometido a un pipeline de limpieza estructurado en cuatro etapas: (1) limpieza de texto mediante expresiones regulares para eliminar caracteres de control, HTML residual, URLs y emails; (2) normalización de columnas categóricas mediante mapeos de variantes (ej. "Capital Federal", "CABA" y "Ciudad Autónoma de Buenos Aires" → "CABA"); (3) deduplicación a dos niveles (por URL y por combinación título+empresa+keyword) priorizando la fila con mayor descripción; y (4) normalización de fechas al formato ISO 8601.</w:t>
+        <w:t>El corpus crudo consolidado (6.572 filas, corrida de octubre de 2026) fue sometido a un pipeline de limpieza estructurado en cuatro etapas: (1) limpieza de texto mediante expresiones regulares para eliminar caracteres de control, HTML residual, URLs y emails; (2) normalización de columnas categóricas mediante mapeos de variantes (ej. "Capital Federal", "CABA" y "Ciudad Autónoma de Buenos Aires" → "CABA"); (3) deduplicación a dos niveles (por URL y por combinación título+empresa+keyword) priorizando la fila con mayor descripción; y (4) normalización de fechas al formato ISO 8601.</w:t>
       </w:r>
     </w:p>
     <w:p>
@@ -3670,7 +3670,7 @@
           <w:sz w:val="22"/>
           <w:szCs w:val="22"/>
         </w:rPr>
-        <w:t>Tras la limpieza y deduplicación, el corpus quedó reducido a 1.482 filas en el dataset completo (ofertas_limpias.csv). Aplicando el filtro de longitud mínima de descripción (&gt; 50 caracteres), el corpus operativo para el motor de matching quedó en 1.335 ofertas (ofertas_con_descripcion.csv), que constituye el dataset definitivo para las etapas de modelado.</w:t>
+        <w:t>Tras la limpieza y deduplicación, el corpus quedó reducido a 4.927 filas en el dataset completo (ofertas_limpias.csv). Aplicando el filtro de longitud mínima de descripción (&gt; 50 caracteres), el corpus operativo para el motor de matching quedó en 3.423 ofertas (ofertas_con_descripcion.csv), que constituye el dataset definitivo para las etapas de modelado.</w:t>
       </w:r>
     </w:p>
     <w:p>
@@ -3723,7 +3723,7 @@
           <w:sz w:val="22"/>
           <w:szCs w:val="22"/>
         </w:rPr>
-        <w:t>El corpus operativo de 1.335 ofertas se distribuye de forma heterogénea entre las 13 categorías de búsqueda efectivamente presentes en el corpus (ver nota en 3.3.1 sobre el origen mixto de estas categorías):</w:t>
+        <w:t>El corpus operativo de 3.423 ofertas (corrida de octubre de 2026) se distribuye de forma heterogénea entre las 22 categorías de búsqueda del CV del candidato, todas ellas efectivamente presentes en el corpus — a diferencia de corridas anteriores, donde solo 13 de esas categorías tenían representación (ver nota en 3.3.1):</w:t>
       </w:r>
     </w:p>
     <w:tbl>
@@ -3860,7 +3860,7 @@
           </w:tcPr>
           <w:p>
             <w:r>
-              <w:t>NLP Engineer</w:t>
+              <w:t>Compras / Procurement</w:t>
             </w:r>
           </w:p>
         </w:tc>
@@ -3870,7 +3870,7 @@
           </w:tcPr>
           <w:p>
             <w:r>
-              <w:t>188</w:t>
+              <w:t>263</w:t>
             </w:r>
           </w:p>
         </w:tc>
@@ -3880,7 +3880,7 @@
           </w:tcPr>
           <w:p>
             <w:r>
-              <w:t>14,1%</w:t>
+              <w:t>7,7%</w:t>
             </w:r>
           </w:p>
         </w:tc>
@@ -3892,7 +3892,7 @@
           </w:tcPr>
           <w:p>
             <w:r>
-              <w:t>Software Engineer</w:t>
+              <w:t>Python Developer</w:t>
             </w:r>
           </w:p>
         </w:tc>
@@ -3902,7 +3902,7 @@
           </w:tcPr>
           <w:p>
             <w:r>
-              <w:t>179</w:t>
+              <w:t>260</w:t>
             </w:r>
           </w:p>
         </w:tc>
@@ -3912,7 +3912,7 @@
           </w:tcPr>
           <w:p>
             <w:r>
-              <w:t>13,4%</w:t>
+              <w:t>7,6%</w:t>
             </w:r>
           </w:p>
         </w:tc>
@@ -3924,7 +3924,7 @@
           </w:tcPr>
           <w:p>
             <w:r>
-              <w:t>Data Analyst</w:t>
+              <w:t>Excel / VBA</w:t>
             </w:r>
           </w:p>
         </w:tc>
@@ -3934,7 +3934,7 @@
           </w:tcPr>
           <w:p>
             <w:r>
-              <w:t>166</w:t>
+              <w:t>241</w:t>
             </w:r>
           </w:p>
         </w:tc>
@@ -3944,7 +3944,7 @@
           </w:tcPr>
           <w:p>
             <w:r>
-              <w:t>12,4%</w:t>
+              <w:t>7,0%</w:t>
             </w:r>
           </w:p>
         </w:tc>
@@ -3956,7 +3956,7 @@
           </w:tcPr>
           <w:p>
             <w:r>
-              <w:t>Desarrollador Full Stack</w:t>
+              <w:t>Control de Gestión</w:t>
             </w:r>
           </w:p>
         </w:tc>
@@ -3966,7 +3966,7 @@
           </w:tcPr>
           <w:p>
             <w:r>
-              <w:t>145</w:t>
+              <w:t>238</w:t>
             </w:r>
           </w:p>
         </w:tc>
@@ -3976,7 +3976,7 @@
           </w:tcPr>
           <w:p>
             <w:r>
-              <w:t>10,9%</w:t>
+              <w:t>7,0%</w:t>
             </w:r>
           </w:p>
         </w:tc>
@@ -3988,7 +3988,7 @@
           </w:tcPr>
           <w:p>
             <w:r>
-              <w:t>Data Engineer</w:t>
+              <w:t>Finanzas / CAPEX</w:t>
             </w:r>
           </w:p>
         </w:tc>
@@ -3998,7 +3998,7 @@
           </w:tcPr>
           <w:p>
             <w:r>
-              <w:t>140</w:t>
+              <w:t>225</w:t>
             </w:r>
           </w:p>
         </w:tc>
@@ -4008,7 +4008,7 @@
           </w:tcPr>
           <w:p>
             <w:r>
-              <w:t>10,5%</w:t>
+              <w:t>6,6%</w:t>
             </w:r>
           </w:p>
         </w:tc>
@@ -4030,7 +4030,7 @@
           </w:tcPr>
           <w:p>
             <w:r>
-              <w:t>114</w:t>
+              <w:t>210</w:t>
             </w:r>
           </w:p>
         </w:tc>
@@ -4040,7 +4040,7 @@
           </w:tcPr>
           <w:p>
             <w:r>
-              <w:t>8,5%</w:t>
+              <w:t>6,1%</w:t>
             </w:r>
           </w:p>
         </w:tc>
@@ -4052,7 +4052,7 @@
           </w:tcPr>
           <w:p>
             <w:r>
-              <w:t>Python Developer</w:t>
+              <w:t>NLP Engineer</w:t>
             </w:r>
           </w:p>
         </w:tc>
@@ -4062,7 +4062,7 @@
           </w:tcPr>
           <w:p>
             <w:r>
-              <w:t>95</w:t>
+              <w:t>194</w:t>
             </w:r>
           </w:p>
         </w:tc>
@@ -4072,7 +4072,7 @@
           </w:tcPr>
           <w:p>
             <w:r>
-              <w:t>7,1%</w:t>
+              <w:t>5,7%</w:t>
             </w:r>
           </w:p>
         </w:tc>
@@ -4084,7 +4084,7 @@
           </w:tcPr>
           <w:p>
             <w:r>
-              <w:t>Desarrollador Backend</w:t>
+              <w:t>BI / Analytics</w:t>
             </w:r>
           </w:p>
         </w:tc>
@@ -4094,7 +4094,7 @@
           </w:tcPr>
           <w:p>
             <w:r>
-              <w:t>74</w:t>
+              <w:t>184</w:t>
             </w:r>
           </w:p>
         </w:tc>
@@ -4104,7 +4104,7 @@
           </w:tcPr>
           <w:p>
             <w:r>
-              <w:t>5,5%</w:t>
+              <w:t>5,4%</w:t>
             </w:r>
           </w:p>
         </w:tc>
@@ -4116,7 +4116,7 @@
           </w:tcPr>
           <w:p>
             <w:r>
-              <w:t>Machine Learning Engineer</w:t>
+              <w:t>Continuous Improvement</w:t>
             </w:r>
           </w:p>
         </w:tc>
@@ -4126,7 +4126,7 @@
           </w:tcPr>
           <w:p>
             <w:r>
-              <w:t>69</w:t>
+              <w:t>183</w:t>
             </w:r>
           </w:p>
         </w:tc>
@@ -4136,7 +4136,7 @@
           </w:tcPr>
           <w:p>
             <w:r>
-              <w:t>5,2%</w:t>
+              <w:t>5,3%</w:t>
             </w:r>
           </w:p>
         </w:tc>
@@ -4148,7 +4148,7 @@
           </w:tcPr>
           <w:p>
             <w:r>
-              <w:t>Ingeniero de Datos</w:t>
+              <w:t>Ingeniero Industrial</w:t>
             </w:r>
           </w:p>
         </w:tc>
@@ -4158,7 +4158,7 @@
           </w:tcPr>
           <w:p>
             <w:r>
-              <w:t>67</w:t>
+              <w:t>179</w:t>
             </w:r>
           </w:p>
         </w:tc>
@@ -4168,7 +4168,7 @@
           </w:tcPr>
           <w:p>
             <w:r>
-              <w:t>5,0%</w:t>
+              <w:t>5,2%</w:t>
             </w:r>
           </w:p>
         </w:tc>
@@ -4180,7 +4180,7 @@
           </w:tcPr>
           <w:p>
             <w:r>
-              <w:t>Backend</w:t>
+              <w:t>Software Engineer</w:t>
             </w:r>
           </w:p>
         </w:tc>
@@ -4190,7 +4190,7 @@
           </w:tcPr>
           <w:p>
             <w:r>
-              <w:t>46</w:t>
+              <w:t>179</w:t>
             </w:r>
           </w:p>
         </w:tc>
@@ -4200,7 +4200,7 @@
           </w:tcPr>
           <w:p>
             <w:r>
-              <w:t>3,4%</w:t>
+              <w:t>5,2%</w:t>
             </w:r>
           </w:p>
         </w:tc>
@@ -4212,7 +4212,7 @@
           </w:tcPr>
           <w:p>
             <w:r>
-              <w:t>Machine Learning</w:t>
+              <w:t>Data Analyst</w:t>
             </w:r>
           </w:p>
         </w:tc>
@@ -4222,7 +4222,7 @@
           </w:tcPr>
           <w:p>
             <w:r>
-              <w:t>34</w:t>
+              <w:t>166</w:t>
             </w:r>
           </w:p>
         </w:tc>
@@ -4232,7 +4232,7 @@
           </w:tcPr>
           <w:p>
             <w:r>
-              <w:t>2,5%</w:t>
+              <w:t>4,8%</w:t>
             </w:r>
           </w:p>
         </w:tc>
@@ -4244,7 +4244,7 @@
           </w:tcPr>
           <w:p>
             <w:r>
-              <w:t>Full Stack</w:t>
+              <w:t>Desarrollador Full Stack</w:t>
             </w:r>
           </w:p>
         </w:tc>
@@ -4254,7 +4254,7 @@
           </w:tcPr>
           <w:p>
             <w:r>
-              <w:t>18</w:t>
+              <w:t>154</w:t>
             </w:r>
           </w:p>
         </w:tc>
@@ -4264,7 +4264,7 @@
           </w:tcPr>
           <w:p>
             <w:r>
-              <w:t>1,3%</w:t>
+              <w:t>4,5%</w:t>
             </w:r>
           </w:p>
         </w:tc>
@@ -4276,6 +4276,294 @@
           </w:tcPr>
           <w:p>
             <w:r>
+              <w:t>Gerente de Operaciones</w:t>
+            </w:r>
+          </w:p>
+        </w:tc>
+        <w:tc>
+          <w:tcPr>
+            <w:tcW w:type="dxa" w:w="2000"/>
+          </w:tcPr>
+          <w:p>
+            <w:r>
+              <w:t>152</w:t>
+            </w:r>
+          </w:p>
+        </w:tc>
+        <w:tc>
+          <w:tcPr>
+            <w:tcW w:type="dxa" w:w="3526"/>
+          </w:tcPr>
+          <w:p>
+            <w:r>
+              <w:t>4,4%</w:t>
+            </w:r>
+          </w:p>
+        </w:tc>
+      </w:tr>
+      <w:tr>
+        <w:tc>
+          <w:tcPr>
+            <w:tcW w:type="dxa" w:w="3500"/>
+          </w:tcPr>
+          <w:p>
+            <w:r>
+              <w:t>Supply Chain</w:t>
+            </w:r>
+          </w:p>
+        </w:tc>
+        <w:tc>
+          <w:tcPr>
+            <w:tcW w:type="dxa" w:w="2000"/>
+          </w:tcPr>
+          <w:p>
+            <w:r>
+              <w:t>149</w:t>
+            </w:r>
+          </w:p>
+        </w:tc>
+        <w:tc>
+          <w:tcPr>
+            <w:tcW w:type="dxa" w:w="3526"/>
+          </w:tcPr>
+          <w:p>
+            <w:r>
+              <w:t>4,4%</w:t>
+            </w:r>
+          </w:p>
+        </w:tc>
+      </w:tr>
+      <w:tr>
+        <w:tc>
+          <w:tcPr>
+            <w:tcW w:type="dxa" w:w="3500"/>
+          </w:tcPr>
+          <w:p>
+            <w:r>
+              <w:t>Data Engineer</w:t>
+            </w:r>
+          </w:p>
+        </w:tc>
+        <w:tc>
+          <w:tcPr>
+            <w:tcW w:type="dxa" w:w="2000"/>
+          </w:tcPr>
+          <w:p>
+            <w:r>
+              <w:t>139</w:t>
+            </w:r>
+          </w:p>
+        </w:tc>
+        <w:tc>
+          <w:tcPr>
+            <w:tcW w:type="dxa" w:w="3526"/>
+          </w:tcPr>
+          <w:p>
+            <w:r>
+              <w:t>4,1%</w:t>
+            </w:r>
+          </w:p>
+        </w:tc>
+      </w:tr>
+      <w:tr>
+        <w:tc>
+          <w:tcPr>
+            <w:tcW w:type="dxa" w:w="3500"/>
+          </w:tcPr>
+          <w:p>
+            <w:r>
+              <w:t>Desarrollador Backend</w:t>
+            </w:r>
+          </w:p>
+        </w:tc>
+        <w:tc>
+          <w:tcPr>
+            <w:tcW w:type="dxa" w:w="2000"/>
+          </w:tcPr>
+          <w:p>
+            <w:r>
+              <w:t>73</w:t>
+            </w:r>
+          </w:p>
+        </w:tc>
+        <w:tc>
+          <w:tcPr>
+            <w:tcW w:type="dxa" w:w="3526"/>
+          </w:tcPr>
+          <w:p>
+            <w:r>
+              <w:t>2,1%</w:t>
+            </w:r>
+          </w:p>
+        </w:tc>
+      </w:tr>
+      <w:tr>
+        <w:tc>
+          <w:tcPr>
+            <w:tcW w:type="dxa" w:w="3500"/>
+          </w:tcPr>
+          <w:p>
+            <w:r>
+              <w:t>Machine Learning Engineer</w:t>
+            </w:r>
+          </w:p>
+        </w:tc>
+        <w:tc>
+          <w:tcPr>
+            <w:tcW w:type="dxa" w:w="2000"/>
+          </w:tcPr>
+          <w:p>
+            <w:r>
+              <w:t>69</w:t>
+            </w:r>
+          </w:p>
+        </w:tc>
+        <w:tc>
+          <w:tcPr>
+            <w:tcW w:type="dxa" w:w="3526"/>
+          </w:tcPr>
+          <w:p>
+            <w:r>
+              <w:t>2,0%</w:t>
+            </w:r>
+          </w:p>
+        </w:tc>
+      </w:tr>
+      <w:tr>
+        <w:tc>
+          <w:tcPr>
+            <w:tcW w:type="dxa" w:w="3500"/>
+          </w:tcPr>
+          <w:p>
+            <w:r>
+              <w:t>Ingeniero de Datos</w:t>
+            </w:r>
+          </w:p>
+        </w:tc>
+        <w:tc>
+          <w:tcPr>
+            <w:tcW w:type="dxa" w:w="2000"/>
+          </w:tcPr>
+          <w:p>
+            <w:r>
+              <w:t>67</w:t>
+            </w:r>
+          </w:p>
+        </w:tc>
+        <w:tc>
+          <w:tcPr>
+            <w:tcW w:type="dxa" w:w="3526"/>
+          </w:tcPr>
+          <w:p>
+            <w:r>
+              <w:t>2,0%</w:t>
+            </w:r>
+          </w:p>
+        </w:tc>
+      </w:tr>
+      <w:tr>
+        <w:tc>
+          <w:tcPr>
+            <w:tcW w:type="dxa" w:w="3500"/>
+          </w:tcPr>
+          <w:p>
+            <w:r>
+              <w:t>Backend</w:t>
+            </w:r>
+          </w:p>
+        </w:tc>
+        <w:tc>
+          <w:tcPr>
+            <w:tcW w:type="dxa" w:w="2000"/>
+          </w:tcPr>
+          <w:p>
+            <w:r>
+              <w:t>46</w:t>
+            </w:r>
+          </w:p>
+        </w:tc>
+        <w:tc>
+          <w:tcPr>
+            <w:tcW w:type="dxa" w:w="3526"/>
+          </w:tcPr>
+          <w:p>
+            <w:r>
+              <w:t>1,3%</w:t>
+            </w:r>
+          </w:p>
+        </w:tc>
+      </w:tr>
+      <w:tr>
+        <w:tc>
+          <w:tcPr>
+            <w:tcW w:type="dxa" w:w="3500"/>
+          </w:tcPr>
+          <w:p>
+            <w:r>
+              <w:t>Machine Learning</w:t>
+            </w:r>
+          </w:p>
+        </w:tc>
+        <w:tc>
+          <w:tcPr>
+            <w:tcW w:type="dxa" w:w="2000"/>
+          </w:tcPr>
+          <w:p>
+            <w:r>
+              <w:t>34</w:t>
+            </w:r>
+          </w:p>
+        </w:tc>
+        <w:tc>
+          <w:tcPr>
+            <w:tcW w:type="dxa" w:w="3526"/>
+          </w:tcPr>
+          <w:p>
+            <w:r>
+              <w:t>1,0%</w:t>
+            </w:r>
+          </w:p>
+        </w:tc>
+      </w:tr>
+      <w:tr>
+        <w:tc>
+          <w:tcPr>
+            <w:tcW w:type="dxa" w:w="3500"/>
+          </w:tcPr>
+          <w:p>
+            <w:r>
+              <w:t>Full Stack</w:t>
+            </w:r>
+          </w:p>
+        </w:tc>
+        <w:tc>
+          <w:tcPr>
+            <w:tcW w:type="dxa" w:w="2000"/>
+          </w:tcPr>
+          <w:p>
+            <w:r>
+              <w:t>18</w:t>
+            </w:r>
+          </w:p>
+        </w:tc>
+        <w:tc>
+          <w:tcPr>
+            <w:tcW w:type="dxa" w:w="3526"/>
+          </w:tcPr>
+          <w:p>
+            <w:r>
+              <w:t>0,5%</w:t>
+            </w:r>
+          </w:p>
+        </w:tc>
+      </w:tr>
+      <w:tr>
+        <w:tc>
+          <w:tcPr>
+            <w:tcW w:type="dxa" w:w="3500"/>
+          </w:tcPr>
+          <w:p>
+            <w:r>
               <w:t>TOTAL</w:t>
             </w:r>
           </w:p>
@@ -4286,7 +4574,7 @@
           </w:tcPr>
           <w:p>
             <w:r>
-              <w:t>1.335</w:t>
+              <w:t>3.423</w:t>
             </w:r>
           </w:p>
         </w:tc>
@@ -4352,7 +4640,7 @@
           <w:sz w:val="22"/>
           <w:szCs w:val="22"/>
         </w:rPr>
-        <w:t>La detección automática de idioma mediante heurísticas de palabras funcionales reveló que el corpus es bilingüe: 54,9% de las descripciones están en español (733 ofertas) y 45,1% en inglés (602 ofertas). Esta distribución es coherente con el mercado laboral argentino, donde las posiciones técnicas en Data Science y tecnología frecuentemente se publican en inglés, mientras que los roles de gestión e ingeniería industrial se publican mayoritariamente en español.</w:t>
+        <w:t>La detección automática de idioma mediante heurísticas de palabras funcionales reveló que el corpus es bilingüe y, en la corrida de octubre de 2026, está casi perfectamente balanceado: 50,2% de las descripciones están en español (1.719 ofertas) y 49,8% en inglés (1.704 ofertas). Esta distribución es coherente con el mercado laboral argentino, donde las posiciones técnicas en Data Science y tecnología frecuentemente se publican en inglés, mientras que los roles de gestión e ingeniería industrial se publican mayoritariamente en español.</w:t>
       </w:r>
     </w:p>
     <w:p>
@@ -4407,43 +4695,22 @@
           <w:sz w:val="22"/>
           <w:szCs w:val="22"/>
         </w:rPr>
-        <w:t>La cobertura de la columna modalidad en el corpus operativo es limitada: 64,4% de las ofertas (860 de 1.335) no tienen información de modalidad disponible. Esta baja cobertura se debe principalmente a que varias plataformas (Computrabajo, Jobrapido, LinkedIn) no estructuran este campo en su HTML de forma consistente.</w:t>
-      </w:r>
-    </w:p>
-    <w:p>
-      <w:pPr>
-        <w:pStyle w:val="Heading3"/>
-        <w:spacing w:after="120" w:before="240"/>
-      </w:pPr>
-      <w:r>
-        <w:rPr>
-          <w:rFonts w:ascii="Arial" w:cs="Arial" w:eastAsia="Arial" w:hAnsi="Arial"/>
-          <w:b/>
+        <w:t>La cobertura de la columna modalidad en el corpus operativo es limitada y empeoró respecto de corridas anteriores: 76,4% de las ofertas (2.614 de 3.423, corrida de octubre de 2026) no tienen información de modalidad disponible. Esto se debe a que las cuatro fuentes hoy dominantes en volumen —LinkedIn, Kit Empleo, Jobrapido y Randstad— no estructuran este campo en su HTML de forma consistente (0% de cobertura en las cuatro), mientras que GetOnBoard, Bumeran, Adecco y ZonaJobs sí lo exponen de forma completa (100%).</w:t>
+      </w:r>
+    </w:p>
+    <w:p>
+      <w:pPr>
+        <w:spacing w:after="160" w:before="0"/>
+        <w:jc w:val="both"/>
+      </w:pPr>
+      <w:r>
+        <w:rPr>
+          <w:rFonts w:ascii="Arial" w:cs="Arial" w:eastAsia="Arial" w:hAnsi="Arial"/>
           <w:bCs/>
-          <w:color w:val="595959"/>
           <w:sz w:val="24"/>
           <w:szCs w:val="24"/>
         </w:rPr>
-        <w:t>La longitud mediana de las descripciones es de 2.738 caracteres, con un percentil 90 de 5.751 caracteres y un máximo de 21.955 caracteres. Esta distribución tiene implicaciones directas en el diseño del módulo de encoding: ningún modelo de embeddings con límite de 128 tokens puede procesar estas descripciones sin una estrategia de chunking.</w:t>
-      </w:r>
-    </w:p>
-    <w:p>
-      <w:pPr>
-        <w:spacing w:after="160" w:before="0"/>
-        <w:jc w:val="both"/>
-      </w:pPr>
-      <w:r>
-        <w:rPr>
-          <w:rFonts w:ascii="Arial" w:cs="Arial" w:eastAsia="Arial" w:hAnsi="Arial"/>
-          <w:b w:val="false"/>
-          <w:bCs w:val="false"/>
-          <w:i w:val="false"/>
-          <w:iCs w:val="false"/>
-          <w:color w:val="000000"/>
-          <w:sz w:val="22"/>
-          <w:szCs w:val="22"/>
-        </w:rPr>
-        <w:t xml:space="preserve">La longitud mediana de las descripciones es de 2.010 caracteres, con un percentil 90 de 5.383 caracteres y un máximo de 11.006 caracteres. Esta distribución tiene implicaciones directas en el diseño del módulo de encoding: ningún modelo de embeddings con límite de 128 tokens puede procesar estas descripciones sin una estrategia de chunking.</w:t>
+        <w:t>La longitud mediana de las descripciones es de 3.031 caracteres, con un percentil 90 de 6.680 caracteres y un máximo de 21.955 caracteres (corrida de octubre de 2026). Esta distribución tiene implicaciones directas en el diseño del módulo de encoding: ningún modelo de embeddings con límite de 128 tokens puede procesar estas descripciones sin una estrategia de chunking.</w:t>
       </w:r>
     </w:p>
     <w:p>
@@ -6255,7 +6522,7 @@
           <w:sz w:val="22"/>
           <w:szCs w:val="22"/>
         </w:rPr>
-        <w:t>Se evaluaron cuatro configuraciones del motor con w_embed ∈ {0.0, 0.5, 0.7, 1.0}. La Tabla 7.1 presenta los resultados de evaluación con ground truth binario (ofertas con sim_SBERT ≥ percentil 75 del corpus). La búsqueda exhaustiva del parámetro w_embed (paso 0.05, 21 configuraciones, Cap. 9.2) confirmó que w_embed=0.7 es la ponderación óptima según nDCG@10, validando la elección de la configuración híbrida 70/30 como sistema propuesto:</w:t>
+        <w:t>Se evaluaron cuatro configuraciones del motor con w_embed ∈ {0.0, 0.5, 0.7, 1.0}. La Tabla 7.1 presenta los resultados de evaluación con ground truth binario (ofertas con sim_SBERT ≥ percentil 75 del corpus). La búsqueda exhaustiva del parámetro w_embed (paso 0.05, 21 configuraciones, Cap. 9.2) refinó esta estimación preliminar: el óptimo real según nDCG@10 es w_embed=0.9 (90% SBERT / 10% TF-IDF), no w_embed=0.7. La fila correspondiente a esa configuración se agrega a la Tabla 7.1 a continuación; la configuración 70/30 se mantiene como sistema propuesto de referencia por su mejor interpretabilidad (peso no trivial de TF-IDF), mientras que la adopción del óptimo estricto 90/10 en producción queda documentada como ajuste pendiente (Cap. 9.2):</w:t>
       </w:r>
     </w:p>
     <w:p>
@@ -6865,6 +7132,134 @@
               <w:bottom w:val="single" w:color="CCCCCC" w:sz="1"/>
               <w:right w:val="single" w:color="CCCCCC" w:sz="1"/>
             </w:tcBorders>
+            <w:tcMar>
+              <w:top w:type="dxa" w:w="80"/>
+              <w:left w:type="dxa" w:w="120"/>
+              <w:bottom w:type="dxa" w:w="80"/>
+              <w:right w:type="dxa" w:w="120"/>
+            </w:tcMar>
+            <w:vAlign w:val="center"/>
+          </w:tcPr>
+          <w:p>
+            <w:pPr>
+              <w:jc w:val="left"/>
+            </w:pPr>
+            <w:r>
+              <w:rPr>
+                <w:rFonts w:ascii="Arial" w:cs="Arial" w:eastAsia="Arial" w:hAnsi="Arial"/>
+                <w:b w:val="false"/>
+                <w:bCs w:val="false"/>
+                <w:color w:val="000000"/>
+                <w:sz w:val="20"/>
+                <w:szCs w:val="20"/>
+              </w:rPr>
+              <w:t>Híbrido 90/10 (w=0.90) ◆ óptimo exhaustivo</w:t>
+            </w:r>
+          </w:p>
+        </w:tc>
+        <w:tc>
+          <w:tcPr>
+            <w:tcW w:type="dxa" w:w="1500"/>
+            <w:tcBorders>
+              <w:top w:val="single" w:color="CCCCCC" w:sz="1"/>
+              <w:left w:val="single" w:color="CCCCCC" w:sz="1"/>
+              <w:bottom w:val="single" w:color="CCCCCC" w:sz="1"/>
+              <w:right w:val="single" w:color="CCCCCC" w:sz="1"/>
+            </w:tcBorders>
+            <w:tcMar>
+              <w:top w:type="dxa" w:w="80"/>
+              <w:left w:type="dxa" w:w="120"/>
+              <w:bottom w:type="dxa" w:w="80"/>
+              <w:right w:type="dxa" w:w="120"/>
+            </w:tcMar>
+            <w:vAlign w:val="center"/>
+          </w:tcPr>
+          <w:p>
+            <w:r>
+              <w:t>1.000</w:t>
+            </w:r>
+          </w:p>
+        </w:tc>
+        <w:tc>
+          <w:tcPr>
+            <w:tcW w:type="dxa" w:w="1500"/>
+            <w:tcBorders>
+              <w:top w:val="single" w:color="CCCCCC" w:sz="1"/>
+              <w:left w:val="single" w:color="CCCCCC" w:sz="1"/>
+              <w:bottom w:val="single" w:color="CCCCCC" w:sz="1"/>
+              <w:right w:val="single" w:color="CCCCCC" w:sz="1"/>
+            </w:tcBorders>
+            <w:tcMar>
+              <w:top w:type="dxa" w:w="80"/>
+              <w:left w:type="dxa" w:w="120"/>
+              <w:bottom w:type="dxa" w:w="80"/>
+              <w:right w:type="dxa" w:w="120"/>
+            </w:tcMar>
+            <w:vAlign w:val="center"/>
+          </w:tcPr>
+          <w:p>
+            <w:r>
+              <w:t>1.000</w:t>
+            </w:r>
+          </w:p>
+        </w:tc>
+        <w:tc>
+          <w:tcPr>
+            <w:tcW w:type="dxa" w:w="1500"/>
+            <w:tcBorders>
+              <w:top w:val="single" w:color="CCCCCC" w:sz="1"/>
+              <w:left w:val="single" w:color="CCCCCC" w:sz="1"/>
+              <w:bottom w:val="single" w:color="CCCCCC" w:sz="1"/>
+              <w:right w:val="single" w:color="CCCCCC" w:sz="1"/>
+            </w:tcBorders>
+            <w:tcMar>
+              <w:top w:type="dxa" w:w="80"/>
+              <w:left w:type="dxa" w:w="120"/>
+              <w:bottom w:type="dxa" w:w="80"/>
+              <w:right w:type="dxa" w:w="120"/>
+            </w:tcMar>
+            <w:vAlign w:val="center"/>
+          </w:tcPr>
+          <w:p>
+            <w:r>
+              <w:t>0.967</w:t>
+            </w:r>
+          </w:p>
+        </w:tc>
+        <w:tc>
+          <w:tcPr>
+            <w:tcW w:type="dxa" w:w="2026"/>
+            <w:tcBorders>
+              <w:top w:val="single" w:color="CCCCCC" w:sz="1"/>
+              <w:left w:val="single" w:color="CCCCCC" w:sz="1"/>
+              <w:bottom w:val="single" w:color="CCCCCC" w:sz="1"/>
+              <w:right w:val="single" w:color="CCCCCC" w:sz="1"/>
+            </w:tcBorders>
+            <w:tcMar>
+              <w:top w:type="dxa" w:w="80"/>
+              <w:left w:type="dxa" w:w="120"/>
+              <w:bottom w:type="dxa" w:w="80"/>
+              <w:right w:type="dxa" w:w="120"/>
+            </w:tcMar>
+            <w:vAlign w:val="center"/>
+          </w:tcPr>
+          <w:p>
+            <w:r>
+              <w:t>1.000</w:t>
+            </w:r>
+          </w:p>
+        </w:tc>
+      </w:tr>
+      <w:tr>
+        <w:tc>
+          <w:tcPr>
+            <w:tcW w:type="dxa" w:w="2500"/>
+            <w:tcBorders>
+              <w:top w:val="single" w:color="CCCCCC" w:sz="1"/>
+              <w:left w:val="single" w:color="CCCCCC" w:sz="1"/>
+              <w:bottom w:val="single" w:color="CCCCCC" w:sz="1"/>
+              <w:right w:val="single" w:color="CCCCCC" w:sz="1"/>
+            </w:tcBorders>
             <w:shd w:fill="F2F2F2" w:val="clear"/>
             <w:tcMar>
               <w:top w:type="dxa" w:w="80"/>
@@ -7003,7 +7398,7 @@
           <w:sz w:val="18"/>
           <w:szCs w:val="18"/>
         </w:rPr>
-        <w:t>Tabla 7.1: Métricas por configuración del motor (T6, corpus de 1.335 ofertas). ★ = configuración base.</w:t>
+        <w:t>Tabla 7.1: Métricas por configuración del motor (T6, corpus de 1.335 ofertas). ★ = configuración base (sistema propuesto). ◆ = óptimo exhaustivo identificado en el tuning de 21 configuraciones (Cap. 9.2), agregado tras la corrida de octubre de 2026.</w:t>
       </w:r>
     </w:p>
     <w:p>
@@ -8433,7 +8828,7 @@
           </w:tcPr>
           <w:p>
             <w:r>
-              <w:t>0.200</w:t>
+              <w:t>1.000</w:t>
             </w:r>
           </w:p>
         </w:tc>
@@ -8456,7 +8851,7 @@
           </w:tcPr>
           <w:p>
             <w:r>
-              <w:t>0.200</w:t>
+              <w:t>0.700</w:t>
             </w:r>
           </w:p>
         </w:tc>
@@ -8479,7 +8874,7 @@
           </w:tcPr>
           <w:p>
             <w:r>
-              <w:t>0.300</w:t>
+              <w:t>0.650</w:t>
             </w:r>
           </w:p>
         </w:tc>
@@ -8502,7 +8897,7 @@
           </w:tcPr>
           <w:p>
             <w:r>
-              <w:t>0.176</w:t>
+              <w:t>0.786</w:t>
             </w:r>
           </w:p>
         </w:tc>
@@ -8525,7 +8920,7 @@
           </w:tcPr>
           <w:p>
             <w:r>
-              <w:t>0.333</w:t>
+              <w:t>1.000</w:t>
             </w:r>
           </w:p>
         </w:tc>
@@ -8586,7 +8981,7 @@
           </w:tcPr>
           <w:p>
             <w:r>
-              <w:t>0.000</w:t>
+              <w:t>1.000</w:t>
             </w:r>
           </w:p>
         </w:tc>
@@ -8610,7 +9005,7 @@
           </w:tcPr>
           <w:p>
             <w:r>
-              <w:t>0.300</w:t>
+              <w:t>0.800</w:t>
             </w:r>
           </w:p>
         </w:tc>
@@ -8634,7 +9029,7 @@
           </w:tcPr>
           <w:p>
             <w:r>
-              <w:t>0.300</w:t>
+              <w:t>0.800</w:t>
             </w:r>
           </w:p>
         </w:tc>
@@ -8658,7 +9053,7 @@
           </w:tcPr>
           <w:p>
             <w:r>
-              <w:t>0.208</w:t>
+              <w:t>0.848</w:t>
             </w:r>
           </w:p>
         </w:tc>
@@ -8682,7 +9077,7 @@
           </w:tcPr>
           <w:p>
             <w:r>
-              <w:t>0.167</w:t>
+              <w:t>1.000</w:t>
             </w:r>
           </w:p>
         </w:tc>
@@ -8741,7 +9136,7 @@
           </w:tcPr>
           <w:p>
             <w:r>
-              <w:t>0.200</w:t>
+              <w:t>1.000</w:t>
             </w:r>
           </w:p>
         </w:tc>
@@ -8764,7 +9159,7 @@
           </w:tcPr>
           <w:p>
             <w:r>
-              <w:t>0.100</w:t>
+              <w:t>1.000</w:t>
             </w:r>
           </w:p>
         </w:tc>
@@ -8787,7 +9182,7 @@
           </w:tcPr>
           <w:p>
             <w:r>
-              <w:t>0.250</w:t>
+              <w:t>0.950</w:t>
             </w:r>
           </w:p>
         </w:tc>
@@ -8810,7 +9205,7 @@
           </w:tcPr>
           <w:p>
             <w:r>
-              <w:t>0.220</w:t>
+              <w:t>1.000</w:t>
             </w:r>
           </w:p>
         </w:tc>
@@ -9095,7 +9490,7 @@
           </w:tcPr>
           <w:p>
             <w:r>
-              <w:t>0.950</w:t>
+              <w:t>1.000</w:t>
             </w:r>
           </w:p>
         </w:tc>
@@ -9161,7 +9556,7 @@
           <w:sz w:val="18"/>
           <w:szCs w:val="18"/>
         </w:rPr>
-        <w:t>Tabla 8.1: Resultados del benchmark comparativo (T7, corpus de 1.335 ofertas, ground truth = percentil 75 de similitud SBERT). ★ = sistema propuesto.</w:t>
+        <w:t>Tabla 8.1: Resultados del benchmark comparativo (T7, corrida de octubre de 2026, corpus de 3.423 ofertas, ground truth = percentil 75 de similitud SBERT). ★ = sistema propuesto.</w:t>
       </w:r>
     </w:p>
     <w:p>
@@ -9240,6 +9635,11 @@
     </w:p>
     <w:p>
       <w:r>
+        <w:t>La medición empírica de este overlap (T7, corrida de octubre de 2026) confirma la hipótesis: a nivel global, el Top-10 de TF-IDF y el Top-10 de SBERT no comparten ningún documento (overlap global = 0%, índice de Jaccard = 0,0), reflejo de que ambos métodos rankean dominios muy distintos del corpus completo. Sin embargo, al promediar el overlap por keyword de búsqueda individual, el acuerdo sube a 26,4% en promedio, con fuerte heterogeneidad: para keywords técnicas afines al perfil del candidato (Machine Learning 70%, Full Stack y Machine Learning Engineer 60%, Ingeniero de Datos y Software Engineer 50%) ambos métodos coinciden sustancialmente, mientras que para keywords de otro dominio (Compras/Procurement, Excel/VBA, Data Scientist) el overlap es nulo. Esto sugiere que la divergencia entre TF-IDF y SBERT depende de cuán léxicamente estable es el vocabulario de cada rol: en roles de tecnología, donde el vocabulario técnico es compartido y específico, TF-IDF y SBERT convergen; en roles más heterogéneos en su redacción, divergen fuertemente.</w:t>
+      </w:r>
+    </w:p>
+    <w:p>
+      <w:r>
         <w:br w:type="page"/>
       </w:r>
     </w:p>
@@ -9326,6 +9726,11 @@
       </w:r>
     </w:p>
     <w:p>
+      <w:r>
+        <w:t>Hallazgo adicional (corrida de octubre de 2026): al comparar el P@10 calculado de forma global (sobre el corpus completo) contra el promedio macro de P@10 calculado keyword por keyword, se observa una brecha sistemática y considerable en todos los sistemas: B0 pasa de P@10=0,700 global a 0,227 macro (Δ=-0,473), B1 de 0,800 a 0,450 (Δ=-0,350), B2 TF-IDF de 1,000 a 0,432 (Δ=-0,568), B3 SBERT puro de 1,000 a 0,736 (Δ=-0,264) y S SBERT Híbrido de 1,000 a 0,705 (Δ=-0,295). Esto indica que las métricas globales de la Tabla 8.1 sobreestiman sistemáticamente el desempeño real: se inflan porque los documentos relevantes según el ground truth tienden a concentrarse en unas pocas keywords donde todos los sistemas acumulan aciertos fáciles, mientras que en la mayoría de las keywords individuales el desempeño es sensiblemente más modesto. Aun con esta corrección, SBERT puro y el sistema Híbrido mantienen la mejor performance relativa (macro P@10 ≈ 0,70-0,74 contra 0,23-0,45 de los baselines léxicos), por lo que la conclusión cualitativa del benchmark (superioridad del componente semántico) se sostiene, pero su magnitud real es menor que la sugerida por las métricas globales.</w:t>
+      </w:r>
+    </w:p>
+    <w:p>
       <w:pPr>
         <w:spacing w:after="160" w:before="0"/>
         <w:jc w:val="both"/>
@@ -9449,7 +9854,7 @@
           <w:sz w:val="22"/>
           <w:szCs w:val="22"/>
         </w:rPr>
-        <w:t xml:space="preserve">La búsqueda exhaustiva sobre el parámetro w_embed ∈ [0.0, 1.0] (paso 0.05, 21 configuraciones) identificó el peso óptimo que maximiza nDCG@10. El resultado del tuning reveló la configuración óptima del balance entre componente semántico (SBERT) y componente léxico (TF-IDF).</w:t>
+        <w:t>La búsqueda exhaustiva sobre el parámetro w_embed ∈ [0.0, 1.0] (paso 0.05, 21 configuraciones) identificó w_embed=0,90 / w_tfidf=0,10 como el peso óptimo que maximiza nDCG@10 (corrida de octubre de 2026). Este resultado refina la estimación preliminar de la Sección 7.3 (w_embed=0,70, obtenida sobre una grilla gruesa de solo 4 configuraciones): con la grilla fina, el óptimo se desplaza hacia un peso semántico aún mayor, confirmando que SBERT es el componente dominante del motor. El sistema propuesto documentado como "Híbrido 70/30" en capítulos anteriores se mantiene como configuración de referencia por su buen desempeño y mayor interpretabilidad (peso no trivial de TF-IDF); la adopción del óptimo estricto 90/10 queda como ajuste pendiente de incorporar en producción.</w:t>
       </w:r>
     </w:p>
     <w:p>
@@ -9504,7 +9909,7 @@
           <w:sz w:val="22"/>
           <w:szCs w:val="22"/>
         </w:rPr>
-        <w:t xml:space="preserve">La evaluación de la sensibilidad de las métricas ante variaciones del umbral de relevancia θ (rango p50 a p90) confirma la robustez del sistema: la variación de nDCG@10 ante distintos umbrales es inferior al 10%, lo que indica que los resultados del benchmark no son artefactos del umbral específico elegido. Esta robustez es un requisito metodológico para la validez de las conclusiones.</w:t>
+        <w:t>La evaluación de la sensibilidad de las métricas ante variaciones del umbral de relevancia θ (rango p50 a p90) confirma la robustez del sistema: la variación de nDCG@10 ante distintos umbrales es inferior al 10%, lo que indica que los resultados del benchmark no son artefactos del umbral específico elegido. Esta robustez es un requisito metodológico para la validez de las conclusiones. El umbral óptimo resultante (corrida de octubre de 2026) se ubica en el percentil 75, coincidente con el valor usado por defecto en el protocolo de evaluación del Cap. 8.1.</w:t>
       </w:r>
     </w:p>
     <w:p>
@@ -9521,7 +9926,7 @@
           <w:sz w:val="28"/>
           <w:szCs w:val="28"/>
         </w:rPr>
-        <w:t xml:space="preserve">9.4 Tuning C: hiperparámetros TF-IDF</w:t>
+        <w:t>9.4 Tuning C: hiperparámetros TF-IDF La configuración óptima resultante (corrida de octubre de 2026) es ngram_range=(1,1) (solo unigramas), min_df=2 y max_features=10.000, optimizando nDCG@10.</w:t>
       </w:r>
     </w:p>
     <w:p>
@@ -9987,7 +10392,7 @@
           <w:sz w:val="22"/>
           <w:szCs w:val="22"/>
         </w:rPr>
-        <w:t>Pipeline de scraping multi-fuente: implementación de 10 scrapers especializados que integraron estrategias técnicas heterogéneas (requests, Playwright, APIs REST) para consolidar un corpus acumulativo de 2.040 ofertas laborales vigentes del ecosistema argentino, con deduplicación automática, verificación de vigencia de links y un mecanismo de purga retroactiva del consolidado maestro.</w:t>
+        <w:t>Pipeline de scraping multi-fuente: implementación de 10 scrapers especializados que integraron estrategias técnicas heterogéneas (requests, Playwright, APIs REST) para consolidar un corpus acumulativo de 6.572 ofertas laborales vigentes del ecosistema argentino, con deduplicación automática, verificación de vigencia de links y un mecanismo de purga retroactiva del consolidado maestro.</w:t>
       </w:r>
     </w:p>
     <w:p>
@@ -10041,7 +10446,7 @@
           <w:sz w:val="22"/>
           <w:szCs w:val="22"/>
         </w:rPr>
-        <w:t xml:space="preserve">Benchmark comparativo de cinco sistemas: evaluación empírica rigurosa con métricas estándar de ranking (Precision@K, nDCG@K, MRR) que documenta la superioridad del sistema propuesto sobre los baselines de Keyword Matching, Jaccard BoW y TF-IDF puro.</w:t>
+        <w:t>Benchmark comparativo de cinco sistemas: evaluación empírica rigurosa con métricas estándar de ranking (Precision@K, nDCG@K, MRR) que documenta la superioridad del sistema propuesto sobre los baselines de Keyword Matching, Jaccard BoW y TF-IDF puro, tanto a nivel global como en el promedio por keyword individual (nDCG@10 macro ≈ 0,83 del sistema propuesto frente a 0,22-0,46 de los baselines léxicos). Frente a SBERT puro, en cambio, la ventaja del esquema híbrido es marginal y sensible a cómo se agrega la métrica, un matiz discutido en el Cap. 9.1.</w:t>
       </w:r>
     </w:p>
     <w:p>
@@ -10054,6 +10459,19 @@
         <w:spacing w:after="80" w:before="0"/>
       </w:pPr>
       <w:r>
+        <w:t>Validación metodológica del protocolo de evaluación: además de las métricas estándar, se incorporó un análisis de robustez que compara resultados globales contra el promedio por keyword individual, un análisis de overlap del Top-10 entre TF-IDF y SBERT por keyword, y una cuantificación del sesgo de representación por fuente en el Top-K del ranking — exponiendo limitaciones del benchmark agregado que de otro modo habrían quedado ocultas.</w:t>
+      </w:r>
+    </w:p>
+    <w:p>
+      <w:pPr>
+        <w:pStyle w:val="ListParagraph"/>
+        <w:numPr>
+          <w:ilvl w:val="0"/>
+          <w:numId w:val="3"/>
+        </w:numPr>
+        <w:spacing w:after="80" w:before="0"/>
+      </w:pPr>
+      <w:r>
         <w:rPr>
           <w:rFonts w:ascii="Arial" w:cs="Arial" w:eastAsia="Arial" w:hAnsi="Arial"/>
           <w:sz w:val="22"/>
@@ -10149,7 +10567,7 @@
           <w:sz w:val="22"/>
           <w:szCs w:val="22"/>
         </w:rPr>
-        <w:t>Sesgo de cobertura: la distribución desigual de ofertas entre fuentes (LinkedIn concentra el 40,4% del corpus operativo y GetOnBoard el 30,3%, mientras que Adecco y Randstad aportan menos del 0,5% combinado) puede introducir sesgos en el ranking que reflejen la distribución de ofertas de esas plataformas más que la distribución real del mercado. A esto se suma que las categorías de búsqueda (keyword) efectivamente presentes en el corpus están concentradas en roles de tecnología (Cap. 3.3.1 y 4.2.1), reflejando las queries por defecto de varios scrapers más que las 11 categorías originales derivadas del CV del candidato.</w:t>
+        <w:t>Sesgo de cobertura: la distribución desigual de ofertas entre fuentes persiste tras incorporar más corridas de scraping, aunque cambia de forma — en el consolidado maestro actualizado (6.572 ofertas, octubre de 2026) LinkedIn concentra el 26,6%, Kit Empleo el 22,7% y Jobrapido el 21,1%, mientras que Adecco aporta apenas el 0,1%. Esta desigualdad puede introducir sesgos en el ranking que reflejen la distribución de ofertas de esas plataformas más que la distribución real del mercado. El sesgo de categorías de búsqueda documentado en corridas anteriores (concentración en roles de tecnología) quedó resuelto en la corrida de octubre de 2026: las 22 keywords del CV del candidato están ahora todas representadas en el corpus operativo, con los roles no técnicos (Compras/Procurement, Excel/VBA, Control de Gestión, Finanzas/CAPEX) incluso liderando la distribución (Cap. 3.3.1 y 4.2.1).</w:t>
       </w:r>
     </w:p>
     <w:p>
@@ -10162,7 +10580,7 @@
         <w:spacing w:after="80" w:before="0"/>
       </w:pPr>
       <w:r>
-        <w:t>Filtro de link activo permisivo: verificar_link_activo() está diseñado deliberadamente para no descartar ofertas ante ambigüedad (timeouts, bloqueos anti-bot 403/429, errores 5xx), priorizando no perder ofertas válidas. Esto implica que ofertas detrás de un bloqueo persistente que nunca devuelve 404 pero tampoco está realmente vigente pueden permanecer indefinidamente en el consolidado como falsos "vigentes".</w:t>
+        <w:t>Sesgo de representación por fuente en el ranking: el sesgo de cobertura no solo afecta el corpus crudo, sino que se amplifica en el Top-K del ranking final. En el Top-20 del sistema propuesto (corrida de octubre de 2026), Kit Empleo —22,3% del corpus evaluado— ocupa el 95% de las posiciones (índice de representación 4,25, es decir, 4,25 veces su peso esperado), mientras que LinkedIn —47,4% del mismo corpus— prácticamente desaparece (5% del Top-20, índice 0,11). Esto sugiere que el motor de matching no solo hereda el desbalance del corpus, sino que además favorece sistemáticamente el vocabulario o formato de ofertas de ciertas fuentes, lo que amerita un análisis de normalización por fuente antes de usar el sistema en producción.</w:t>
       </w:r>
     </w:p>
     <w:p>
@@ -10175,12 +10593,7 @@
         <w:spacing w:after="80" w:before="0"/>
       </w:pPr>
       <w:r>
-        <w:rPr>
-          <w:rFonts w:ascii="Arial" w:cs="Arial" w:eastAsia="Arial" w:hAnsi="Arial"/>
-          <w:sz w:val="22"/>
-          <w:szCs w:val="22"/>
-        </w:rPr>
-        <w:t xml:space="preserve">Sesgo de embeddings pre-entrenados: los modelos de embeddings pueden reflejar sesgos presentes en sus datos de entrenamiento (asociaciones de género, geográficas, etc.) que se propagarían a las recomendaciones.</w:t>
+        <w:t>Filtro de link activo permisivo: verificar_link_activo() está diseñado deliberadamente para no descartar ofertas ante ambigüedad (timeouts, bloqueos anti-bot 403/429, errores 5xx), priorizando no perder ofertas válidas. Esto implica que ofertas detrás de un bloqueo persistente que nunca devuelve 404 pero tampoco está realmente vigente pueden permanecer indefinidamente en el consolidado como falsos "vigentes".</w:t>
       </w:r>
     </w:p>
     <w:p>
@@ -10198,43 +10611,7 @@
           <w:sz w:val="22"/>
           <w:szCs w:val="22"/>
         </w:rPr>
-        <w:t xml:space="preserve">Corpus estático: el corpus fue recopilado en un período específico. Las ofertas laborales tienen una vida útil corta (30-90 días), por lo que el corpus se desactualiza rápidamente.</w:t>
-      </w:r>
-    </w:p>
-    <w:p>
-      <w:pPr>
-        <w:pStyle w:val="Heading2"/>
-        <w:spacing w:after="180" w:before="360"/>
-      </w:pPr>
-      <w:r>
-        <w:rPr>
-          <w:rFonts w:ascii="Arial" w:cs="Arial" w:eastAsia="Arial" w:hAnsi="Arial"/>
-          <w:b/>
-          <w:bCs/>
-          <w:color w:val="2E75B6"/>
-          <w:sz w:val="28"/>
-          <w:szCs w:val="28"/>
-        </w:rPr>
-        <w:t xml:space="preserve">Trabajos futuros</w:t>
-      </w:r>
-    </w:p>
-    <w:p>
-      <w:pPr>
-        <w:spacing w:after="160" w:before="0"/>
-        <w:jc w:val="both"/>
-      </w:pPr>
-      <w:r>
-        <w:rPr>
-          <w:rFonts w:ascii="Arial" w:cs="Arial" w:eastAsia="Arial" w:hAnsi="Arial"/>
-          <w:b w:val="false"/>
-          <w:bCs w:val="false"/>
-          <w:i w:val="false"/>
-          <w:iCs w:val="false"/>
-          <w:color w:val="000000"/>
-          <w:sz w:val="22"/>
-          <w:szCs w:val="22"/>
-        </w:rPr>
-        <w:t xml:space="preserve">Las siguientes líneas de trabajo se identifican como extensiones naturales del sistema desarrollado:</w:t>
+        <w:t xml:space="preserve">Sesgo de embeddings pre-entrenados: los modelos de embeddings pueden reflejar sesgos presentes en sus datos de entrenamiento (asociaciones de género, geográficas, etc.) que se propagarían a las recomendaciones.</w:t>
       </w:r>
     </w:p>
     <w:p>
@@ -10252,7 +10629,43 @@
           <w:sz w:val="22"/>
           <w:szCs w:val="22"/>
         </w:rPr>
-        <w:t xml:space="preserve">Módulo de feedback: implementación de aprendizaje por refuerzo basado en las interacciones del usuario (clics, postulaciones, rechazos) para refinar el ranking de forma dinámica.</w:t>
+        <w:t xml:space="preserve">Corpus estático: el corpus fue recopilado en un período específico. Las ofertas laborales tienen una vida útil corta (30-90 días), por lo que el corpus se desactualiza rápidamente.</w:t>
+      </w:r>
+    </w:p>
+    <w:p>
+      <w:pPr>
+        <w:pStyle w:val="Heading2"/>
+        <w:spacing w:after="180" w:before="360"/>
+      </w:pPr>
+      <w:r>
+        <w:rPr>
+          <w:rFonts w:ascii="Arial" w:cs="Arial" w:eastAsia="Arial" w:hAnsi="Arial"/>
+          <w:b/>
+          <w:bCs/>
+          <w:color w:val="2E75B6"/>
+          <w:sz w:val="28"/>
+          <w:szCs w:val="28"/>
+        </w:rPr>
+        <w:t xml:space="preserve">Trabajos futuros</w:t>
+      </w:r>
+    </w:p>
+    <w:p>
+      <w:pPr>
+        <w:spacing w:after="160" w:before="0"/>
+        <w:jc w:val="both"/>
+      </w:pPr>
+      <w:r>
+        <w:rPr>
+          <w:rFonts w:ascii="Arial" w:cs="Arial" w:eastAsia="Arial" w:hAnsi="Arial"/>
+          <w:b w:val="false"/>
+          <w:bCs w:val="false"/>
+          <w:i w:val="false"/>
+          <w:iCs w:val="false"/>
+          <w:color w:val="000000"/>
+          <w:sz w:val="22"/>
+          <w:szCs w:val="22"/>
+        </w:rPr>
+        <w:t xml:space="preserve">Las siguientes líneas de trabajo se identifican como extensiones naturales del sistema desarrollado:</w:t>
       </w:r>
     </w:p>
     <w:p>
@@ -10270,7 +10683,7 @@
           <w:sz w:val="22"/>
           <w:szCs w:val="22"/>
         </w:rPr>
-        <w:t xml:space="preserve">API RESTful: exposición del motor de matching como servicio web que permita su integración con plataformas de empleo o portales universitarios.</w:t>
+        <w:t xml:space="preserve">Módulo de feedback: implementación de aprendizaje por refuerzo basado en las interacciones del usuario (clics, postulaciones, rechazos) para refinar el ranking de forma dinámica.</w:t>
       </w:r>
     </w:p>
     <w:p>
@@ -10288,7 +10701,7 @@
           <w:sz w:val="22"/>
           <w:szCs w:val="22"/>
         </w:rPr>
-        <w:t xml:space="preserve">Evaluación multi-candidato: validación del sistema con un conjunto diverso de CVs para verificar la generalización de los resultados.</w:t>
+        <w:t xml:space="preserve">API RESTful: exposición del motor de matching como servicio web que permita su integración con plataformas de empleo o portales universitarios.</w:t>
       </w:r>
     </w:p>
     <w:p>
@@ -10306,7 +10719,7 @@
           <w:sz w:val="22"/>
           <w:szCs w:val="22"/>
         </w:rPr>
-        <w:t xml:space="preserve">Fine-tuning dominio-específico: ajuste fino del modelo SBERT sobre un dataset de pares (CV, oferta) con etiquetas de relevancia para el mercado laboral argentino.</w:t>
+        <w:t xml:space="preserve">Evaluación multi-candidato: validación del sistema con un conjunto diverso de CVs para verificar la generalización de los resultados.</w:t>
       </w:r>
     </w:p>
     <w:p>
@@ -10324,7 +10737,7 @@
           <w:sz w:val="22"/>
           <w:szCs w:val="22"/>
         </w:rPr>
-        <w:t xml:space="preserve">Detección y mitigación de sesgos: implementación de un módulo que detecte y mitigue sesgos de género, edad o formación en las recomendaciones.</w:t>
+        <w:t xml:space="preserve">Fine-tuning dominio-específico: ajuste fino del modelo SBERT sobre un dataset de pares (CV, oferta) con etiquetas de relevancia para el mercado laboral argentino.</w:t>
       </w:r>
     </w:p>
     <w:p>
@@ -10342,7 +10755,7 @@
           <w:sz w:val="22"/>
           <w:szCs w:val="22"/>
         </w:rPr>
-        <w:t>Actualización incremental del corpus: implementación de un pipeline de actualización periódica que mantenga el corpus vigente mediante scraping programado y purgas retroactivas regulares con --purgar-consolidado.</w:t>
+        <w:t xml:space="preserve">Detección y mitigación de sesgos: implementación de un módulo que detecte y mitigue sesgos de género, edad o formación en las recomendaciones.</w:t>
       </w:r>
     </w:p>
     <w:p>
@@ -10355,7 +10768,12 @@
         <w:spacing w:after="80" w:before="0"/>
       </w:pPr>
       <w:r>
-        <w:t>Ponderación por fuente en el motor de matching: dado que el corpus mezcla fuentes muy dispares en volumen (LinkedIn y GetOnBoard concentran más del 70% del corpus operativo, mientras que Adecco y Randstad aportan un puñado de ofertas cada una), evaluar si normalizar o ponderar el score final por fuente mejora la representatividad del ranking frente al mercado real.</w:t>
+        <w:rPr>
+          <w:rFonts w:ascii="Arial" w:cs="Arial" w:eastAsia="Arial" w:hAnsi="Arial"/>
+          <w:sz w:val="22"/>
+          <w:szCs w:val="22"/>
+        </w:rPr>
+        <w:t>Actualización incremental del corpus: implementación de un pipeline de actualización periódica que mantenga el corpus vigente mediante scraping programado y purgas retroactivas regulares con --purgar-consolidado.</w:t>
       </w:r>
     </w:p>
     <w:p>
@@ -10368,7 +10786,7 @@
         <w:spacing w:after="80" w:before="0"/>
       </w:pPr>
       <w:r>
-        <w:t>Acuerdo de ranking entre TF-IDF y SBERT: complementar el benchmark (Cap. 8-9) con una métrica de overlap del Top-10 entre ambos métodos por keyword, para cuantificar empíricamente en qué categorías temáticas divergen más los dos enfoques de vectorización, más allá de la comparación agregada de métricas de ranking.</w:t>
+        <w:t>Ponderación por fuente en el motor de matching: dado que el corpus mezcla fuentes muy dispares en volumen (LinkedIn y GetOnBoard concentran más del 70% del corpus operativo, mientras que Adecco y Randstad aportan un puñado de ofertas cada una), evaluar si normalizar o ponderar el score final por fuente mejora la representatividad del ranking frente al mercado real.</w:t>
       </w:r>
     </w:p>
     <w:p>
@@ -10381,7 +10799,7 @@
         <w:spacing w:after="80" w:before="0"/>
       </w:pPr>
       <w:r>
-        <w:t>Paralelización del scraping: run_scraping.py ejecuta los scrapers en secuencia estricta; en la última corrida completa (10 fuentes) el pipeline tardó aproximadamente 6 horas, en gran parte por las fuentes basadas en Playwright (Bumeran, ZonaJobs). Correr scrapers independientes en procesos paralelos reduciría sensiblemente el tiempo total de iteración.</w:t>
+        <w:t>Acuerdo de ranking entre TF-IDF y SBERT (actualización: implementado en T7, Cap. 8.4): la métrica de overlap del Top-10 por keyword ya fue incorporada y mostró una fuerte heterogeneidad (0% a 70% de acuerdo según la keyword). La línea de trabajo pendiente es profundizar ese análisis explicando, keyword por keyword, qué atributos textuales (longitud, especificidad del vocabulario, idioma) predicen un mayor o menor acuerdo entre ambos métodos.</w:t>
       </w:r>
     </w:p>
     <w:p>
@@ -10394,335 +10812,7 @@
         <w:spacing w:after="80" w:before="0"/>
       </w:pPr>
       <w:r>
-        <w:t>Unificación de queries de búsqueda: hacer que todos los scrapers (incluidos los agregados más recientemente: Adecco, Randstad, Kit Empleo, Freelancer.ar) consuman de forma uniforme las keywords derivadas del CV del candidato vía cv_keyword_extractor.py, en lugar de sus listas de queries por defecto orientadas a tecnología, para reducir el sesgo de cobertura documentado en Limitaciones.</w:t>
-      </w:r>
-    </w:p>
-    <w:p>
-      <w:r>
-        <w:br w:type="page"/>
-      </w:r>
-    </w:p>
-    <w:p>
-      <w:pPr>
-        <w:pStyle w:val="Heading1"/>
-        <w:pBdr>
-          <w:bottom w:val="single" w:color="2E75B6" w:sz="6" w:space="1"/>
-        </w:pBdr>
-        <w:spacing w:after="240" w:before="480"/>
-      </w:pPr>
-      <w:r>
-        <w:rPr>
-          <w:rFonts w:ascii="Arial" w:cs="Arial" w:eastAsia="Arial" w:hAnsi="Arial"/>
-          <w:b/>
-          <w:bCs/>
-          <w:color w:val="1F4E79"/>
-          <w:sz w:val="36"/>
-          <w:szCs w:val="36"/>
-        </w:rPr>
-        <w:t xml:space="preserve">Referencias Bibliográficas</w:t>
-      </w:r>
-    </w:p>
-    <w:p>
-      <w:pPr>
-        <w:spacing w:after="160" w:before="0"/>
-        <w:jc w:val="both"/>
-      </w:pPr>
-      <w:r>
-        <w:rPr>
-          <w:rFonts w:ascii="Arial" w:cs="Arial" w:eastAsia="Arial" w:hAnsi="Arial"/>
-          <w:b w:val="false"/>
-          <w:bCs w:val="false"/>
-          <w:i w:val="false"/>
-          <w:iCs w:val="false"/>
-          <w:color w:val="000000"/>
-          <w:sz w:val="22"/>
-          <w:szCs w:val="22"/>
-        </w:rPr>
-        <w:t xml:space="preserve">Blandón Andrade, J. C. (2022). Aplicaciones del procesamiento de lenguaje natural. Entre Ciencia e Ingeniería, 16(31). https://doi.org/10.31908/19098367.2847</w:t>
-      </w:r>
-    </w:p>
-    <w:p>
-      <w:pPr>
-        <w:spacing w:after="160" w:before="0"/>
-        <w:jc w:val="both"/>
-      </w:pPr>
-      <w:r>
-        <w:rPr>
-          <w:rFonts w:ascii="Arial" w:cs="Arial" w:eastAsia="Arial" w:hAnsi="Arial"/>
-          <w:b w:val="false"/>
-          <w:bCs w:val="false"/>
-          <w:i w:val="false"/>
-          <w:iCs w:val="false"/>
-          <w:color w:val="000000"/>
-          <w:sz w:val="22"/>
-          <w:szCs w:val="22"/>
-        </w:rPr>
-        <w:t xml:space="preserve">Calero Sánchez, M., Roda García, J. L., &amp; González González, J. C. (2024). El procesamiento de lenguaje natural en la revisión de literatura científica. Revista Española de Urgencias y Emergencias. https://www.reue.org/wp-content/uploads/2024/07/REUE_232_ARTICULO-ESPECIAL_Calero_INTERACTIVO_V3.pdf</w:t>
-      </w:r>
-    </w:p>
-    <w:p>
-      <w:pPr>
-        <w:spacing w:after="160" w:before="0"/>
-        <w:jc w:val="both"/>
-      </w:pPr>
-      <w:r>
-        <w:rPr>
-          <w:rFonts w:ascii="Arial" w:cs="Arial" w:eastAsia="Arial" w:hAnsi="Arial"/>
-          <w:b w:val="false"/>
-          <w:bCs w:val="false"/>
-          <w:i w:val="false"/>
-          <w:iCs w:val="false"/>
-          <w:color w:val="000000"/>
-          <w:sz w:val="22"/>
-          <w:szCs w:val="22"/>
-        </w:rPr>
-        <w:t xml:space="preserve">Cecere, N. (2024). Leveraging LLM embeddings to enhance review-based and traditional recommender systems [Tesis de maestría, Universidad Politécnica de Madrid]. https://oa.upm.es/83829/</w:t>
-      </w:r>
-    </w:p>
-    <w:p>
-      <w:pPr>
-        <w:spacing w:after="160" w:before="0"/>
-        <w:jc w:val="both"/>
-      </w:pPr>
-      <w:r>
-        <w:rPr>
-          <w:rFonts w:ascii="Arial" w:cs="Arial" w:eastAsia="Arial" w:hAnsi="Arial"/>
-          <w:b w:val="false"/>
-          <w:bCs w:val="false"/>
-          <w:i w:val="false"/>
-          <w:iCs w:val="false"/>
-          <w:color w:val="000000"/>
-          <w:sz w:val="22"/>
-          <w:szCs w:val="22"/>
-        </w:rPr>
-        <w:t xml:space="preserve">Devlin, J., Chang, M.-W., Lee, K., &amp; Toutanova, K. (2019). BERT: Pre-training of deep bidirectional transformers for language understanding. Proceedings of NAACL-HLT 2019, 4171–4186.</w:t>
-      </w:r>
-    </w:p>
-    <w:p>
-      <w:pPr>
-        <w:spacing w:after="160" w:before="0"/>
-        <w:jc w:val="both"/>
-      </w:pPr>
-      <w:r>
-        <w:rPr>
-          <w:rFonts w:ascii="Arial" w:cs="Arial" w:eastAsia="Arial" w:hAnsi="Arial"/>
-          <w:b w:val="false"/>
-          <w:bCs w:val="false"/>
-          <w:i w:val="false"/>
-          <w:iCs w:val="false"/>
-          <w:color w:val="000000"/>
-          <w:sz w:val="22"/>
-          <w:szCs w:val="22"/>
-        </w:rPr>
-        <w:t xml:space="preserve">Gatti, I., Schiaffino, S., &amp; Díaz Pace, A. (2018). Un enfoque de recomendación multi-dominio basado en embeddings y redes semánticas. CACIC 2018. http://sedici.unlp.edu.ar/handle/10915/73027</w:t>
-      </w:r>
-    </w:p>
-    <w:p>
-      <w:pPr>
-        <w:spacing w:after="160" w:before="0"/>
-        <w:jc w:val="both"/>
-      </w:pPr>
-      <w:r>
-        <w:rPr>
-          <w:rFonts w:ascii="Arial" w:cs="Arial" w:eastAsia="Arial" w:hAnsi="Arial"/>
-          <w:b w:val="false"/>
-          <w:bCs w:val="false"/>
-          <w:i w:val="false"/>
-          <w:iCs w:val="false"/>
-          <w:color w:val="000000"/>
-          <w:sz w:val="22"/>
-          <w:szCs w:val="22"/>
-        </w:rPr>
-        <w:t xml:space="preserve">Le, Q., &amp; Mikolov, T. (2014). Distributed representations of sentences and documents. Proceedings of ICML 2014, 32(2), 1188–1196.</w:t>
-      </w:r>
-    </w:p>
-    <w:p>
-      <w:pPr>
-        <w:spacing w:after="160" w:before="0"/>
-        <w:jc w:val="both"/>
-      </w:pPr>
-      <w:r>
-        <w:rPr>
-          <w:rFonts w:ascii="Arial" w:cs="Arial" w:eastAsia="Arial" w:hAnsi="Arial"/>
-          <w:b w:val="false"/>
-          <w:bCs w:val="false"/>
-          <w:i w:val="false"/>
-          <w:iCs w:val="false"/>
-          <w:color w:val="000000"/>
-          <w:sz w:val="22"/>
-          <w:szCs w:val="22"/>
-        </w:rPr>
-        <w:t xml:space="preserve">Márquez, S. (2025). Redes neuronales gráficas (GNNs) para sistemas de recomendación: Implementación práctica con PyTorch Geometric. https://blog.sergiomarquez.dev/post/redes-neuronales-graficas-gnns-sistemas-recomendacion-pytorch-geometric-20250810</w:t>
-      </w:r>
-    </w:p>
-    <w:p>
-      <w:pPr>
-        <w:spacing w:after="160" w:before="0"/>
-        <w:jc w:val="both"/>
-      </w:pPr>
-      <w:r>
-        <w:rPr>
-          <w:rFonts w:ascii="Arial" w:cs="Arial" w:eastAsia="Arial" w:hAnsi="Arial"/>
-          <w:b w:val="false"/>
-          <w:bCs w:val="false"/>
-          <w:i w:val="false"/>
-          <w:iCs w:val="false"/>
-          <w:color w:val="000000"/>
-          <w:sz w:val="22"/>
-          <w:szCs w:val="22"/>
-        </w:rPr>
-        <w:t xml:space="preserve">Mikolov, T., Sutskever, I., Chen, K., Corrado, G. S., &amp; Dean, J. (2013). Distributed representations of words and phrases and their compositionality. Advances in Neural Information Processing Systems, 26.</w:t>
-      </w:r>
-    </w:p>
-    <w:p>
-      <w:pPr>
-        <w:spacing w:after="160" w:before="0"/>
-        <w:jc w:val="both"/>
-      </w:pPr>
-      <w:r>
-        <w:rPr>
-          <w:rFonts w:ascii="Arial" w:cs="Arial" w:eastAsia="Arial" w:hAnsi="Arial"/>
-          <w:b w:val="false"/>
-          <w:bCs w:val="false"/>
-          <w:i w:val="false"/>
-          <w:iCs w:val="false"/>
-          <w:color w:val="000000"/>
-          <w:sz w:val="22"/>
-          <w:szCs w:val="22"/>
-        </w:rPr>
-        <w:t xml:space="preserve">Reimers, N., &amp; Gurevych, I. (2019). Sentence-BERT: Sentence embeddings using Siamese BERT-networks. Proceedings of EMNLP-IJCNLP 2019, 3982–3992. https://doi.org/10.18653/v1/D19-1410</w:t>
-      </w:r>
-    </w:p>
-    <w:p>
-      <w:pPr>
-        <w:spacing w:after="160" w:before="0"/>
-        <w:jc w:val="both"/>
-      </w:pPr>
-      <w:r>
-        <w:rPr>
-          <w:rFonts w:ascii="Arial" w:cs="Arial" w:eastAsia="Arial" w:hAnsi="Arial"/>
-          <w:b w:val="false"/>
-          <w:bCs w:val="false"/>
-          <w:i w:val="false"/>
-          <w:iCs w:val="false"/>
-          <w:color w:val="000000"/>
-          <w:sz w:val="22"/>
-          <w:szCs w:val="22"/>
-        </w:rPr>
-        <w:t xml:space="preserve">Salgado Reyes, N., &amp; Trujillo Moreno, G. E. (2024). Sistemas de recomendación personalizados: implementación de sistemas de recomendación utilizando técnicas de machine learning. Polo del Conocimiento, 9(1), 1986–1997. https://dialnet.unirioja.es/descarga/articulo/9282023.pdf</w:t>
-      </w:r>
-    </w:p>
-    <w:p>
-      <w:pPr>
-        <w:spacing w:after="160" w:before="0"/>
-        <w:jc w:val="both"/>
-      </w:pPr>
-      <w:r>
-        <w:rPr>
-          <w:rFonts w:ascii="Arial" w:cs="Arial" w:eastAsia="Arial" w:hAnsi="Arial"/>
-          <w:b w:val="false"/>
-          <w:bCs w:val="false"/>
-          <w:i w:val="false"/>
-          <w:iCs w:val="false"/>
-          <w:color w:val="000000"/>
-          <w:sz w:val="22"/>
-          <w:szCs w:val="22"/>
-        </w:rPr>
-        <w:t xml:space="preserve">Salton, G., &amp; McGill, M. J. (1983). Introduction to modern information retrieval. McGraw-Hill.</w:t>
-      </w:r>
-    </w:p>
-    <w:p>
-      <w:pPr>
-        <w:spacing w:after="160" w:before="0"/>
-        <w:jc w:val="both"/>
-      </w:pPr>
-      <w:r>
-        <w:rPr>
-          <w:rFonts w:ascii="Arial" w:cs="Arial" w:eastAsia="Arial" w:hAnsi="Arial"/>
-          <w:b w:val="false"/>
-          <w:bCs w:val="false"/>
-          <w:i w:val="false"/>
-          <w:iCs w:val="false"/>
-          <w:color w:val="000000"/>
-          <w:sz w:val="22"/>
-          <w:szCs w:val="22"/>
-        </w:rPr>
-        <w:t xml:space="preserve">Vaswani, A., Shazeer, N., Parmar, N., Uszkoreit, J., Jones, L., Gomez, A. N., Kaiser, L., &amp; Polosukhin, I. (2017). Attention is all you need. Advances in Neural Information Processing Systems, 30.</w:t>
-      </w:r>
-    </w:p>
-    <w:p>
-      <w:pPr>
-        <w:spacing w:after="160" w:before="0"/>
-        <w:jc w:val="both"/>
-      </w:pPr>
-      <w:r>
-        <w:rPr>
-          <w:rFonts w:ascii="Arial" w:cs="Arial" w:eastAsia="Arial" w:hAnsi="Arial"/>
-          <w:b w:val="false"/>
-          <w:bCs w:val="false"/>
-          <w:i w:val="false"/>
-          <w:iCs w:val="false"/>
-          <w:color w:val="000000"/>
-          <w:sz w:val="22"/>
-          <w:szCs w:val="22"/>
-        </w:rPr>
-        <w:t xml:space="preserve">Wang, S., &amp; Manning, C. D. (2012). Baselines and bigrams: Simple, good sentiment and topic classification. Proceedings of ACL 2012, 90–94.</w:t>
-      </w:r>
-    </w:p>
-    <w:p>
-      <w:pPr>
-        <w:pStyle w:val="Heading1"/>
-        <w:pBdr>
-          <w:bottom w:val="single" w:color="2E75B6" w:sz="6" w:space="1"/>
-        </w:pBdr>
-        <w:spacing w:after="240" w:before="480"/>
-      </w:pPr>
-      <w:r>
-        <w:rPr>
-          <w:rFonts w:ascii="Arial" w:cs="Arial" w:eastAsia="Arial" w:hAnsi="Arial"/>
-          <w:b/>
-          <w:bCs/>
-          <w:color w:val="1F4E79"/>
-          <w:sz w:val="36"/>
-          <w:szCs w:val="36"/>
-        </w:rPr>
-        <w:t xml:space="preserve">Apéndice A: Detalle del corpus de scraping</w:t>
-      </w:r>
-    </w:p>
-    <w:p>
-      <w:pPr>
-        <w:pStyle w:val="Heading2"/>
-        <w:spacing w:after="180" w:before="360"/>
-      </w:pPr>
-      <w:r>
-        <w:rPr>
-          <w:rFonts w:ascii="Arial" w:cs="Arial" w:eastAsia="Arial" w:hAnsi="Arial"/>
-          <w:b/>
-          <w:bCs/>
-          <w:color w:val="2E75B6"/>
-          <w:sz w:val="28"/>
-          <w:szCs w:val="28"/>
-        </w:rPr>
-        <w:t xml:space="preserve">A.1 Keywords de búsqueda utilizadas</w:t>
-      </w:r>
-    </w:p>
-    <w:p>
-      <w:pPr>
-        <w:spacing w:after="160" w:before="0"/>
-        <w:jc w:val="both"/>
-      </w:pPr>
-      <w:r>
-        <w:rPr>
-          <w:rFonts w:ascii="Arial" w:cs="Arial" w:eastAsia="Arial" w:hAnsi="Arial"/>
-          <w:b w:val="false"/>
-          <w:bCs w:val="false"/>
-          <w:i w:val="false"/>
-          <w:iCs w:val="false"/>
-          <w:color w:val="000000"/>
-          <w:sz w:val="22"/>
-          <w:szCs w:val="22"/>
-        </w:rPr>
-        <w:t>Las siguientes 13 keywords están efectivamente presentes en el corpus operativo consolidado (ver nota metodológica en 3.3.1: no coinciden con las 11 categorías originales derivadas del CV, por el origen mixto de las queries entre scrapers):</w:t>
+        <w:t>Paralelización del scraping: run_scraping.py ejecuta los scrapers en secuencia estricta; en la última corrida completa (10 fuentes) el pipeline tardó aproximadamente 6 horas, en gran parte por las fuentes basadas en Playwright (Bumeran, ZonaJobs). Correr scrapers independientes en procesos paralelos reduciría sensiblemente el tiempo total de iteración.</w:t>
       </w:r>
     </w:p>
     <w:p>
@@ -10735,12 +10825,335 @@
         <w:spacing w:after="80" w:before="0"/>
       </w:pPr>
       <w:r>
-        <w:rPr>
-          <w:rFonts w:ascii="Arial" w:cs="Arial" w:eastAsia="Arial" w:hAnsi="Arial"/>
-          <w:sz w:val="22"/>
-          <w:szCs w:val="22"/>
-        </w:rPr>
-        <w:t>NLP Engineer (188 ofertas, 14,1%)</w:t>
+        <w:t>Unificación de queries de búsqueda: hacer que todos los scrapers (incluidos los agregados más recientemente: Adecco, Randstad, Kit Empleo, Freelancer.ar) consuman de forma uniforme las keywords derivadas del CV del candidato vía cv_keyword_extractor.py, en lugar de sus listas de queries por defecto orientadas a tecnología, para reducir el sesgo de cobertura documentado en Limitaciones.</w:t>
+      </w:r>
+    </w:p>
+    <w:p>
+      <w:r>
+        <w:br w:type="page"/>
+      </w:r>
+    </w:p>
+    <w:p>
+      <w:pPr>
+        <w:pStyle w:val="Heading1"/>
+        <w:pBdr>
+          <w:bottom w:val="single" w:color="2E75B6" w:sz="6" w:space="1"/>
+        </w:pBdr>
+        <w:spacing w:after="240" w:before="480"/>
+      </w:pPr>
+      <w:r>
+        <w:rPr>
+          <w:rFonts w:ascii="Arial" w:cs="Arial" w:eastAsia="Arial" w:hAnsi="Arial"/>
+          <w:b/>
+          <w:bCs/>
+          <w:color w:val="1F4E79"/>
+          <w:sz w:val="36"/>
+          <w:szCs w:val="36"/>
+        </w:rPr>
+        <w:t xml:space="preserve">Referencias Bibliográficas</w:t>
+      </w:r>
+    </w:p>
+    <w:p>
+      <w:pPr>
+        <w:spacing w:after="160" w:before="0"/>
+        <w:jc w:val="both"/>
+      </w:pPr>
+      <w:r>
+        <w:rPr>
+          <w:rFonts w:ascii="Arial" w:cs="Arial" w:eastAsia="Arial" w:hAnsi="Arial"/>
+          <w:b w:val="false"/>
+          <w:bCs w:val="false"/>
+          <w:i w:val="false"/>
+          <w:iCs w:val="false"/>
+          <w:color w:val="000000"/>
+          <w:sz w:val="22"/>
+          <w:szCs w:val="22"/>
+        </w:rPr>
+        <w:t xml:space="preserve">Blandón Andrade, J. C. (2022). Aplicaciones del procesamiento de lenguaje natural. Entre Ciencia e Ingeniería, 16(31). https://doi.org/10.31908/19098367.2847</w:t>
+      </w:r>
+    </w:p>
+    <w:p>
+      <w:pPr>
+        <w:spacing w:after="160" w:before="0"/>
+        <w:jc w:val="both"/>
+      </w:pPr>
+      <w:r>
+        <w:rPr>
+          <w:rFonts w:ascii="Arial" w:cs="Arial" w:eastAsia="Arial" w:hAnsi="Arial"/>
+          <w:b w:val="false"/>
+          <w:bCs w:val="false"/>
+          <w:i w:val="false"/>
+          <w:iCs w:val="false"/>
+          <w:color w:val="000000"/>
+          <w:sz w:val="22"/>
+          <w:szCs w:val="22"/>
+        </w:rPr>
+        <w:t xml:space="preserve">Calero Sánchez, M., Roda García, J. L., &amp; González González, J. C. (2024). El procesamiento de lenguaje natural en la revisión de literatura científica. Revista Española de Urgencias y Emergencias. https://www.reue.org/wp-content/uploads/2024/07/REUE_232_ARTICULO-ESPECIAL_Calero_INTERACTIVO_V3.pdf</w:t>
+      </w:r>
+    </w:p>
+    <w:p>
+      <w:pPr>
+        <w:spacing w:after="160" w:before="0"/>
+        <w:jc w:val="both"/>
+      </w:pPr>
+      <w:r>
+        <w:rPr>
+          <w:rFonts w:ascii="Arial" w:cs="Arial" w:eastAsia="Arial" w:hAnsi="Arial"/>
+          <w:b w:val="false"/>
+          <w:bCs w:val="false"/>
+          <w:i w:val="false"/>
+          <w:iCs w:val="false"/>
+          <w:color w:val="000000"/>
+          <w:sz w:val="22"/>
+          <w:szCs w:val="22"/>
+        </w:rPr>
+        <w:t xml:space="preserve">Cecere, N. (2024). Leveraging LLM embeddings to enhance review-based and traditional recommender systems [Tesis de maestría, Universidad Politécnica de Madrid]. https://oa.upm.es/83829/</w:t>
+      </w:r>
+    </w:p>
+    <w:p>
+      <w:pPr>
+        <w:spacing w:after="160" w:before="0"/>
+        <w:jc w:val="both"/>
+      </w:pPr>
+      <w:r>
+        <w:rPr>
+          <w:rFonts w:ascii="Arial" w:cs="Arial" w:eastAsia="Arial" w:hAnsi="Arial"/>
+          <w:b w:val="false"/>
+          <w:bCs w:val="false"/>
+          <w:i w:val="false"/>
+          <w:iCs w:val="false"/>
+          <w:color w:val="000000"/>
+          <w:sz w:val="22"/>
+          <w:szCs w:val="22"/>
+        </w:rPr>
+        <w:t xml:space="preserve">Devlin, J., Chang, M.-W., Lee, K., &amp; Toutanova, K. (2019). BERT: Pre-training of deep bidirectional transformers for language understanding. Proceedings of NAACL-HLT 2019, 4171–4186.</w:t>
+      </w:r>
+    </w:p>
+    <w:p>
+      <w:pPr>
+        <w:spacing w:after="160" w:before="0"/>
+        <w:jc w:val="both"/>
+      </w:pPr>
+      <w:r>
+        <w:rPr>
+          <w:rFonts w:ascii="Arial" w:cs="Arial" w:eastAsia="Arial" w:hAnsi="Arial"/>
+          <w:b w:val="false"/>
+          <w:bCs w:val="false"/>
+          <w:i w:val="false"/>
+          <w:iCs w:val="false"/>
+          <w:color w:val="000000"/>
+          <w:sz w:val="22"/>
+          <w:szCs w:val="22"/>
+        </w:rPr>
+        <w:t xml:space="preserve">Gatti, I., Schiaffino, S., &amp; Díaz Pace, A. (2018). Un enfoque de recomendación multi-dominio basado en embeddings y redes semánticas. CACIC 2018. http://sedici.unlp.edu.ar/handle/10915/73027</w:t>
+      </w:r>
+    </w:p>
+    <w:p>
+      <w:pPr>
+        <w:spacing w:after="160" w:before="0"/>
+        <w:jc w:val="both"/>
+      </w:pPr>
+      <w:r>
+        <w:rPr>
+          <w:rFonts w:ascii="Arial" w:cs="Arial" w:eastAsia="Arial" w:hAnsi="Arial"/>
+          <w:b w:val="false"/>
+          <w:bCs w:val="false"/>
+          <w:i w:val="false"/>
+          <w:iCs w:val="false"/>
+          <w:color w:val="000000"/>
+          <w:sz w:val="22"/>
+          <w:szCs w:val="22"/>
+        </w:rPr>
+        <w:t xml:space="preserve">Le, Q., &amp; Mikolov, T. (2014). Distributed representations of sentences and documents. Proceedings of ICML 2014, 32(2), 1188–1196.</w:t>
+      </w:r>
+    </w:p>
+    <w:p>
+      <w:pPr>
+        <w:spacing w:after="160" w:before="0"/>
+        <w:jc w:val="both"/>
+      </w:pPr>
+      <w:r>
+        <w:rPr>
+          <w:rFonts w:ascii="Arial" w:cs="Arial" w:eastAsia="Arial" w:hAnsi="Arial"/>
+          <w:b w:val="false"/>
+          <w:bCs w:val="false"/>
+          <w:i w:val="false"/>
+          <w:iCs w:val="false"/>
+          <w:color w:val="000000"/>
+          <w:sz w:val="22"/>
+          <w:szCs w:val="22"/>
+        </w:rPr>
+        <w:t xml:space="preserve">Márquez, S. (2025). Redes neuronales gráficas (GNNs) para sistemas de recomendación: Implementación práctica con PyTorch Geometric. https://blog.sergiomarquez.dev/post/redes-neuronales-graficas-gnns-sistemas-recomendacion-pytorch-geometric-20250810</w:t>
+      </w:r>
+    </w:p>
+    <w:p>
+      <w:pPr>
+        <w:spacing w:after="160" w:before="0"/>
+        <w:jc w:val="both"/>
+      </w:pPr>
+      <w:r>
+        <w:rPr>
+          <w:rFonts w:ascii="Arial" w:cs="Arial" w:eastAsia="Arial" w:hAnsi="Arial"/>
+          <w:b w:val="false"/>
+          <w:bCs w:val="false"/>
+          <w:i w:val="false"/>
+          <w:iCs w:val="false"/>
+          <w:color w:val="000000"/>
+          <w:sz w:val="22"/>
+          <w:szCs w:val="22"/>
+        </w:rPr>
+        <w:t xml:space="preserve">Mikolov, T., Sutskever, I., Chen, K., Corrado, G. S., &amp; Dean, J. (2013). Distributed representations of words and phrases and their compositionality. Advances in Neural Information Processing Systems, 26.</w:t>
+      </w:r>
+    </w:p>
+    <w:p>
+      <w:pPr>
+        <w:spacing w:after="160" w:before="0"/>
+        <w:jc w:val="both"/>
+      </w:pPr>
+      <w:r>
+        <w:rPr>
+          <w:rFonts w:ascii="Arial" w:cs="Arial" w:eastAsia="Arial" w:hAnsi="Arial"/>
+          <w:b w:val="false"/>
+          <w:bCs w:val="false"/>
+          <w:i w:val="false"/>
+          <w:iCs w:val="false"/>
+          <w:color w:val="000000"/>
+          <w:sz w:val="22"/>
+          <w:szCs w:val="22"/>
+        </w:rPr>
+        <w:t xml:space="preserve">Reimers, N., &amp; Gurevych, I. (2019). Sentence-BERT: Sentence embeddings using Siamese BERT-networks. Proceedings of EMNLP-IJCNLP 2019, 3982–3992. https://doi.org/10.18653/v1/D19-1410</w:t>
+      </w:r>
+    </w:p>
+    <w:p>
+      <w:pPr>
+        <w:spacing w:after="160" w:before="0"/>
+        <w:jc w:val="both"/>
+      </w:pPr>
+      <w:r>
+        <w:rPr>
+          <w:rFonts w:ascii="Arial" w:cs="Arial" w:eastAsia="Arial" w:hAnsi="Arial"/>
+          <w:b w:val="false"/>
+          <w:bCs w:val="false"/>
+          <w:i w:val="false"/>
+          <w:iCs w:val="false"/>
+          <w:color w:val="000000"/>
+          <w:sz w:val="22"/>
+          <w:szCs w:val="22"/>
+        </w:rPr>
+        <w:t xml:space="preserve">Salgado Reyes, N., &amp; Trujillo Moreno, G. E. (2024). Sistemas de recomendación personalizados: implementación de sistemas de recomendación utilizando técnicas de machine learning. Polo del Conocimiento, 9(1), 1986–1997. https://dialnet.unirioja.es/descarga/articulo/9282023.pdf</w:t>
+      </w:r>
+    </w:p>
+    <w:p>
+      <w:pPr>
+        <w:spacing w:after="160" w:before="0"/>
+        <w:jc w:val="both"/>
+      </w:pPr>
+      <w:r>
+        <w:rPr>
+          <w:rFonts w:ascii="Arial" w:cs="Arial" w:eastAsia="Arial" w:hAnsi="Arial"/>
+          <w:b w:val="false"/>
+          <w:bCs w:val="false"/>
+          <w:i w:val="false"/>
+          <w:iCs w:val="false"/>
+          <w:color w:val="000000"/>
+          <w:sz w:val="22"/>
+          <w:szCs w:val="22"/>
+        </w:rPr>
+        <w:t xml:space="preserve">Salton, G., &amp; McGill, M. J. (1983). Introduction to modern information retrieval. McGraw-Hill.</w:t>
+      </w:r>
+    </w:p>
+    <w:p>
+      <w:pPr>
+        <w:spacing w:after="160" w:before="0"/>
+        <w:jc w:val="both"/>
+      </w:pPr>
+      <w:r>
+        <w:rPr>
+          <w:rFonts w:ascii="Arial" w:cs="Arial" w:eastAsia="Arial" w:hAnsi="Arial"/>
+          <w:b w:val="false"/>
+          <w:bCs w:val="false"/>
+          <w:i w:val="false"/>
+          <w:iCs w:val="false"/>
+          <w:color w:val="000000"/>
+          <w:sz w:val="22"/>
+          <w:szCs w:val="22"/>
+        </w:rPr>
+        <w:t xml:space="preserve">Vaswani, A., Shazeer, N., Parmar, N., Uszkoreit, J., Jones, L., Gomez, A. N., Kaiser, L., &amp; Polosukhin, I. (2017). Attention is all you need. Advances in Neural Information Processing Systems, 30.</w:t>
+      </w:r>
+    </w:p>
+    <w:p>
+      <w:pPr>
+        <w:spacing w:after="160" w:before="0"/>
+        <w:jc w:val="both"/>
+      </w:pPr>
+      <w:r>
+        <w:rPr>
+          <w:rFonts w:ascii="Arial" w:cs="Arial" w:eastAsia="Arial" w:hAnsi="Arial"/>
+          <w:b w:val="false"/>
+          <w:bCs w:val="false"/>
+          <w:i w:val="false"/>
+          <w:iCs w:val="false"/>
+          <w:color w:val="000000"/>
+          <w:sz w:val="22"/>
+          <w:szCs w:val="22"/>
+        </w:rPr>
+        <w:t xml:space="preserve">Wang, S., &amp; Manning, C. D. (2012). Baselines and bigrams: Simple, good sentiment and topic classification. Proceedings of ACL 2012, 90–94.</w:t>
+      </w:r>
+    </w:p>
+    <w:p>
+      <w:pPr>
+        <w:pStyle w:val="Heading1"/>
+        <w:pBdr>
+          <w:bottom w:val="single" w:color="2E75B6" w:sz="6" w:space="1"/>
+        </w:pBdr>
+        <w:spacing w:after="240" w:before="480"/>
+      </w:pPr>
+      <w:r>
+        <w:rPr>
+          <w:rFonts w:ascii="Arial" w:cs="Arial" w:eastAsia="Arial" w:hAnsi="Arial"/>
+          <w:b/>
+          <w:bCs/>
+          <w:color w:val="1F4E79"/>
+          <w:sz w:val="36"/>
+          <w:szCs w:val="36"/>
+        </w:rPr>
+        <w:t xml:space="preserve">Apéndice A: Detalle del corpus de scraping</w:t>
+      </w:r>
+    </w:p>
+    <w:p>
+      <w:pPr>
+        <w:pStyle w:val="Heading2"/>
+        <w:spacing w:after="180" w:before="360"/>
+      </w:pPr>
+      <w:r>
+        <w:rPr>
+          <w:rFonts w:ascii="Arial" w:cs="Arial" w:eastAsia="Arial" w:hAnsi="Arial"/>
+          <w:b/>
+          <w:bCs/>
+          <w:color w:val="2E75B6"/>
+          <w:sz w:val="28"/>
+          <w:szCs w:val="28"/>
+        </w:rPr>
+        <w:t xml:space="preserve">A.1 Keywords de búsqueda utilizadas</w:t>
+      </w:r>
+    </w:p>
+    <w:p>
+      <w:pPr>
+        <w:spacing w:after="160" w:before="0"/>
+        <w:jc w:val="both"/>
+      </w:pPr>
+      <w:r>
+        <w:rPr>
+          <w:rFonts w:ascii="Arial" w:cs="Arial" w:eastAsia="Arial" w:hAnsi="Arial"/>
+          <w:b w:val="false"/>
+          <w:bCs w:val="false"/>
+          <w:i w:val="false"/>
+          <w:iCs w:val="false"/>
+          <w:color w:val="000000"/>
+          <w:sz w:val="22"/>
+          <w:szCs w:val="22"/>
+        </w:rPr>
+        <w:t>Las siguientes 22 keywords están presentes en el corpus operativo consolidado (corrida de octubre de 2026), cubriendo la totalidad de las categorías derivadas del CV del candidato — a diferencia de corridas anteriores, donde solo 13 de ellas tenían representación efectiva (ver nota metodológica en 3.3.1):</w:t>
       </w:r>
     </w:p>
     <w:p>
@@ -10758,7 +11171,7 @@
           <w:sz w:val="22"/>
           <w:szCs w:val="22"/>
         </w:rPr>
-        <w:t>Software Engineer (179 ofertas, 13,4%)</w:t>
+        <w:t>Compras / Procurement (263 ofertas, 7,7%)</w:t>
       </w:r>
     </w:p>
     <w:p>
@@ -10776,7 +11189,7 @@
           <w:sz w:val="22"/>
           <w:szCs w:val="22"/>
         </w:rPr>
-        <w:t>Data Analyst (166 ofertas, 12,4%)</w:t>
+        <w:t>Python Developer (260 ofertas, 7,6%)</w:t>
       </w:r>
     </w:p>
     <w:p>
@@ -10794,7 +11207,7 @@
           <w:sz w:val="22"/>
           <w:szCs w:val="22"/>
         </w:rPr>
-        <w:t>Desarrollador Full Stack (145 ofertas, 10,9%)</w:t>
+        <w:t>Excel / VBA (241 ofertas, 7,0%)</w:t>
       </w:r>
     </w:p>
     <w:p>
@@ -10812,7 +11225,7 @@
           <w:sz w:val="22"/>
           <w:szCs w:val="22"/>
         </w:rPr>
-        <w:t>Data Engineer (140 ofertas, 10,5%)</w:t>
+        <w:t>Control de Gestión (238 ofertas, 7,0%)</w:t>
       </w:r>
     </w:p>
     <w:p>
@@ -10830,7 +11243,7 @@
           <w:sz w:val="22"/>
           <w:szCs w:val="22"/>
         </w:rPr>
-        <w:t>Data Scientist (114 ofertas, 8,5%)</w:t>
+        <w:t>Finanzas / CAPEX (225 ofertas, 6,6%)</w:t>
       </w:r>
     </w:p>
     <w:p>
@@ -10848,7 +11261,7 @@
           <w:sz w:val="22"/>
           <w:szCs w:val="22"/>
         </w:rPr>
-        <w:t>Python Developer (95 ofertas, 7,1%)</w:t>
+        <w:t>Data Scientist (210 ofertas, 6,1%)</w:t>
       </w:r>
     </w:p>
     <w:p>
@@ -10866,7 +11279,7 @@
           <w:sz w:val="22"/>
           <w:szCs w:val="22"/>
         </w:rPr>
-        <w:t>Desarrollador Backend (74 ofertas, 5,5%)</w:t>
+        <w:t>NLP Engineer (194 ofertas, 5,7%)</w:t>
       </w:r>
     </w:p>
     <w:p>
@@ -10884,7 +11297,7 @@
           <w:sz w:val="22"/>
           <w:szCs w:val="22"/>
         </w:rPr>
-        <w:t>Machine Learning Engineer (69 ofertas, 5,2%)</w:t>
+        <w:t>BI / Analytics (184 ofertas, 5,4%)</w:t>
       </w:r>
     </w:p>
     <w:p>
@@ -10902,7 +11315,7 @@
           <w:sz w:val="22"/>
           <w:szCs w:val="22"/>
         </w:rPr>
-        <w:t>Ingeniero de Datos (67 ofertas, 5,0%)</w:t>
+        <w:t>Continuous Improvement (183 ofertas, 5,3%)</w:t>
       </w:r>
     </w:p>
     <w:p>
@@ -10920,7 +11333,7 @@
           <w:sz w:val="22"/>
           <w:szCs w:val="22"/>
         </w:rPr>
-        <w:t>Backend (46 ofertas, 3,4%)</w:t>
+        <w:t>Ingeniero Industrial (179 ofertas, 5,2%)</w:t>
       </w:r>
     </w:p>
     <w:p>
@@ -10933,7 +11346,155 @@
         <w:spacing w:after="80" w:before="0"/>
       </w:pPr>
       <w:r>
-        <w:t>Machine Learning (34 ofertas, 2,5%)</w:t>
+        <w:rPr>
+          <w:rFonts w:ascii="Arial" w:cs="Arial" w:eastAsia="Arial" w:hAnsi="Arial"/>
+          <w:sz w:val="22"/>
+          <w:szCs w:val="22"/>
+        </w:rPr>
+        <w:t>Software Engineer (179 ofertas, 5,2%)</w:t>
+      </w:r>
+    </w:p>
+    <w:p>
+      <w:pPr>
+        <w:pStyle w:val="ListParagraph"/>
+        <w:numPr>
+          <w:ilvl w:val="0"/>
+          <w:numId w:val="2"/>
+        </w:numPr>
+        <w:spacing w:after="80" w:before="0"/>
+      </w:pPr>
+      <w:r>
+        <w:t>Data Analyst (166 ofertas, 4,8%)</w:t>
+      </w:r>
+    </w:p>
+    <w:p>
+      <w:pPr>
+        <w:pStyle w:val="ListParagraph"/>
+        <w:numPr>
+          <w:ilvl w:val="0"/>
+          <w:numId w:val="2"/>
+        </w:numPr>
+        <w:spacing w:after="80" w:before="0"/>
+      </w:pPr>
+      <w:r>
+        <w:t>Desarrollador Full Stack (154 ofertas, 4,5%)</w:t>
+      </w:r>
+    </w:p>
+    <w:p>
+      <w:pPr>
+        <w:pStyle w:val="ListParagraph"/>
+        <w:numPr>
+          <w:ilvl w:val="0"/>
+          <w:numId w:val="2"/>
+        </w:numPr>
+        <w:spacing w:after="80" w:before="0"/>
+      </w:pPr>
+      <w:r>
+        <w:t>Gerente de Operaciones (152 ofertas, 4,4%)</w:t>
+      </w:r>
+    </w:p>
+    <w:p>
+      <w:pPr>
+        <w:pStyle w:val="ListParagraph"/>
+        <w:numPr>
+          <w:ilvl w:val="0"/>
+          <w:numId w:val="2"/>
+        </w:numPr>
+        <w:spacing w:after="80" w:before="0"/>
+      </w:pPr>
+      <w:r>
+        <w:t>Supply Chain (149 ofertas, 4,4%)</w:t>
+      </w:r>
+    </w:p>
+    <w:p>
+      <w:pPr>
+        <w:pStyle w:val="ListParagraph"/>
+        <w:numPr>
+          <w:ilvl w:val="0"/>
+          <w:numId w:val="2"/>
+        </w:numPr>
+        <w:spacing w:after="80" w:before="0"/>
+      </w:pPr>
+      <w:r>
+        <w:t>Data Engineer (139 ofertas, 4,1%)</w:t>
+      </w:r>
+    </w:p>
+    <w:p>
+      <w:pPr>
+        <w:pStyle w:val="ListParagraph"/>
+        <w:numPr>
+          <w:ilvl w:val="0"/>
+          <w:numId w:val="2"/>
+        </w:numPr>
+        <w:spacing w:after="80" w:before="0"/>
+      </w:pPr>
+      <w:r>
+        <w:t>Desarrollador Backend (73 ofertas, 2,1%)</w:t>
+      </w:r>
+    </w:p>
+    <w:p>
+      <w:pPr>
+        <w:pStyle w:val="ListParagraph"/>
+        <w:numPr>
+          <w:ilvl w:val="0"/>
+          <w:numId w:val="2"/>
+        </w:numPr>
+        <w:spacing w:after="80" w:before="0"/>
+      </w:pPr>
+      <w:r>
+        <w:t>Machine Learning Engineer (69 ofertas, 2,0%)</w:t>
+      </w:r>
+    </w:p>
+    <w:p>
+      <w:pPr>
+        <w:pStyle w:val="ListParagraph"/>
+        <w:numPr>
+          <w:ilvl w:val="0"/>
+          <w:numId w:val="2"/>
+        </w:numPr>
+        <w:spacing w:after="80" w:before="0"/>
+      </w:pPr>
+      <w:r>
+        <w:t>Ingeniero de Datos (67 ofertas, 2,0%)</w:t>
+      </w:r>
+    </w:p>
+    <w:p>
+      <w:pPr>
+        <w:pStyle w:val="ListParagraph"/>
+        <w:numPr>
+          <w:ilvl w:val="0"/>
+          <w:numId w:val="2"/>
+        </w:numPr>
+        <w:spacing w:after="80" w:before="0"/>
+      </w:pPr>
+      <w:r>
+        <w:t>Backend (46 ofertas, 1,3%)</w:t>
+      </w:r>
+    </w:p>
+    <w:p>
+      <w:pPr>
+        <w:pStyle w:val="ListParagraph"/>
+        <w:numPr>
+          <w:ilvl w:val="0"/>
+          <w:numId w:val="2"/>
+        </w:numPr>
+        <w:spacing w:after="80" w:before="0"/>
+      </w:pPr>
+      <w:r>
+        <w:t>Machine Learning (34 ofertas, 1,0%)</w:t>
+      </w:r>
+    </w:p>
+    <w:p>
+      <w:pPr>
+        <w:pStyle w:val="ListParagraph"/>
+        <w:numPr>
+          <w:ilvl w:val="0"/>
+          <w:numId w:val="2"/>
+        </w:numPr>
+        <w:spacing w:after="80" w:before="0"/>
+      </w:pPr>
+      <w:r>
+        <w:t>Full Stack (18 ofertas, 0,5%)</w:t>
       </w:r>
     </w:p>
     <w:p>
@@ -10951,15 +11512,6 @@
           <w:szCs w:val="28"/>
         </w:rPr>
         <w:t xml:space="preserve">A.2 Parámetros de scraping por fuente</w:t>
-      </w:r>
-    </w:p>
-    <w:p>
-      <w:pPr>
-        <w:pStyle w:val="ListParagraph"/>
-        <w:spacing w:after="180" w:before="360"/>
-      </w:pPr>
-      <w:r>
-        <w:t>Full Stack (18 ofertas, 1,3%)</w:t>
       </w:r>
     </w:p>
     <w:p>
